--- a/B3.docx
+++ b/B3.docx
@@ -15,6 +15,7 @@
           <w14:ligatures w14:val="none"/>
         </w:rPr>
       </w:pPr>
+      <w:proofErr w:type="spellStart"/>
       <w:r>
         <w:rPr>
           <w:rFonts w:ascii="SFProDisplay" w:eastAsia="Times New Roman" w:hAnsi="SFProDisplay" w:cs="Times New Roman"/>
@@ -26,7 +27,133 @@
           <w:szCs w:val="21"/>
           <w14:ligatures w14:val="none"/>
         </w:rPr>
-        <w:t>Bước 1 — Xác định Entity, Attribute, Khóa chính:</w:t>
+        <w:t>Bước</w:t>
+      </w:r>
+      <w:proofErr w:type="spellEnd"/>
+      <w:r>
+        <w:rPr>
+          <w:rFonts w:ascii="SFProDisplay" w:eastAsia="Times New Roman" w:hAnsi="SFProDisplay" w:cs="Times New Roman"/>
+          <w:b/>
+          <w:bCs/>
+          <w:color w:val="000000"/>
+          <w:kern w:val="0"/>
+          <w:sz w:val="21"/>
+          <w:szCs w:val="21"/>
+          <w14:ligatures w14:val="none"/>
+        </w:rPr>
+        <w:t xml:space="preserve"> 1 — </w:t>
+      </w:r>
+      <w:proofErr w:type="spellStart"/>
+      <w:r>
+        <w:rPr>
+          <w:rFonts w:ascii="SFProDisplay" w:eastAsia="Times New Roman" w:hAnsi="SFProDisplay" w:cs="Times New Roman"/>
+          <w:b/>
+          <w:bCs/>
+          <w:color w:val="000000"/>
+          <w:kern w:val="0"/>
+          <w:sz w:val="21"/>
+          <w:szCs w:val="21"/>
+          <w14:ligatures w14:val="none"/>
+        </w:rPr>
+        <w:t>Xác</w:t>
+      </w:r>
+      <w:proofErr w:type="spellEnd"/>
+      <w:r>
+        <w:rPr>
+          <w:rFonts w:ascii="SFProDisplay" w:eastAsia="Times New Roman" w:hAnsi="SFProDisplay" w:cs="Times New Roman"/>
+          <w:b/>
+          <w:bCs/>
+          <w:color w:val="000000"/>
+          <w:kern w:val="0"/>
+          <w:sz w:val="21"/>
+          <w:szCs w:val="21"/>
+          <w14:ligatures w14:val="none"/>
+        </w:rPr>
+        <w:t xml:space="preserve"> </w:t>
+      </w:r>
+      <w:proofErr w:type="spellStart"/>
+      <w:r>
+        <w:rPr>
+          <w:rFonts w:ascii="SFProDisplay" w:eastAsia="Times New Roman" w:hAnsi="SFProDisplay" w:cs="Times New Roman"/>
+          <w:b/>
+          <w:bCs/>
+          <w:color w:val="000000"/>
+          <w:kern w:val="0"/>
+          <w:sz w:val="21"/>
+          <w:szCs w:val="21"/>
+          <w14:ligatures w14:val="none"/>
+        </w:rPr>
+        <w:t>định</w:t>
+      </w:r>
+      <w:proofErr w:type="spellEnd"/>
+      <w:r>
+        <w:rPr>
+          <w:rFonts w:ascii="SFProDisplay" w:eastAsia="Times New Roman" w:hAnsi="SFProDisplay" w:cs="Times New Roman"/>
+          <w:b/>
+          <w:bCs/>
+          <w:color w:val="000000"/>
+          <w:kern w:val="0"/>
+          <w:sz w:val="21"/>
+          <w:szCs w:val="21"/>
+          <w14:ligatures w14:val="none"/>
+        </w:rPr>
+        <w:t xml:space="preserve"> Entity, Attribute, </w:t>
+      </w:r>
+      <w:proofErr w:type="spellStart"/>
+      <w:r>
+        <w:rPr>
+          <w:rFonts w:ascii="SFProDisplay" w:eastAsia="Times New Roman" w:hAnsi="SFProDisplay" w:cs="Times New Roman"/>
+          <w:b/>
+          <w:bCs/>
+          <w:color w:val="000000"/>
+          <w:kern w:val="0"/>
+          <w:sz w:val="21"/>
+          <w:szCs w:val="21"/>
+          <w14:ligatures w14:val="none"/>
+        </w:rPr>
+        <w:t>Khóa</w:t>
+      </w:r>
+      <w:proofErr w:type="spellEnd"/>
+      <w:r>
+        <w:rPr>
+          <w:rFonts w:ascii="SFProDisplay" w:eastAsia="Times New Roman" w:hAnsi="SFProDisplay" w:cs="Times New Roman"/>
+          <w:b/>
+          <w:bCs/>
+          <w:color w:val="000000"/>
+          <w:kern w:val="0"/>
+          <w:sz w:val="21"/>
+          <w:szCs w:val="21"/>
+          <w14:ligatures w14:val="none"/>
+        </w:rPr>
+        <w:t xml:space="preserve"> </w:t>
+      </w:r>
+      <w:proofErr w:type="spellStart"/>
+      <w:r>
+        <w:rPr>
+          <w:rFonts w:ascii="SFProDisplay" w:eastAsia="Times New Roman" w:hAnsi="SFProDisplay" w:cs="Times New Roman"/>
+          <w:b/>
+          <w:bCs/>
+          <w:color w:val="000000"/>
+          <w:kern w:val="0"/>
+          <w:sz w:val="21"/>
+          <w:szCs w:val="21"/>
+          <w14:ligatures w14:val="none"/>
+        </w:rPr>
+        <w:t>chính</w:t>
+      </w:r>
+      <w:proofErr w:type="spellEnd"/>
+      <w:r>
+        <w:rPr>
+          <w:rFonts w:ascii="SFProDisplay" w:eastAsia="Times New Roman" w:hAnsi="SFProDisplay" w:cs="Times New Roman"/>
+          <w:b/>
+          <w:bCs/>
+          <w:color w:val="000000"/>
+          <w:kern w:val="0"/>
+          <w:sz w:val="21"/>
+          <w:szCs w:val="21"/>
+          <w14:ligatures w14:val="none"/>
+        </w:rPr>
+        <w:t>:</w:t>
       </w:r>
       <w:r>
         <w:rPr>
@@ -37,7 +164,223 @@
           <w:szCs w:val="21"/>
           <w14:ligatures w14:val="none"/>
         </w:rPr>
-        <w:t xml:space="preserve"> Hoàn thiện bảng còn thiếu 1 dòng (đã có 2 dòng mẫu):</w:t>
+        <w:t xml:space="preserve"> Hoàn </w:t>
+      </w:r>
+      <w:proofErr w:type="spellStart"/>
+      <w:r>
+        <w:rPr>
+          <w:rFonts w:ascii="SFProDisplay" w:eastAsia="Times New Roman" w:hAnsi="SFProDisplay" w:cs="Times New Roman"/>
+          <w:color w:val="000000"/>
+          <w:kern w:val="0"/>
+          <w:sz w:val="21"/>
+          <w:szCs w:val="21"/>
+          <w14:ligatures w14:val="none"/>
+        </w:rPr>
+        <w:t>thiện</w:t>
+      </w:r>
+      <w:proofErr w:type="spellEnd"/>
+      <w:r>
+        <w:rPr>
+          <w:rFonts w:ascii="SFProDisplay" w:eastAsia="Times New Roman" w:hAnsi="SFProDisplay" w:cs="Times New Roman"/>
+          <w:color w:val="000000"/>
+          <w:kern w:val="0"/>
+          <w:sz w:val="21"/>
+          <w:szCs w:val="21"/>
+          <w14:ligatures w14:val="none"/>
+        </w:rPr>
+        <w:t xml:space="preserve"> </w:t>
+      </w:r>
+      <w:proofErr w:type="spellStart"/>
+      <w:r>
+        <w:rPr>
+          <w:rFonts w:ascii="SFProDisplay" w:eastAsia="Times New Roman" w:hAnsi="SFProDisplay" w:cs="Times New Roman"/>
+          <w:color w:val="000000"/>
+          <w:kern w:val="0"/>
+          <w:sz w:val="21"/>
+          <w:szCs w:val="21"/>
+          <w14:ligatures w14:val="none"/>
+        </w:rPr>
+        <w:t>bảng</w:t>
+      </w:r>
+      <w:proofErr w:type="spellEnd"/>
+      <w:r>
+        <w:rPr>
+          <w:rFonts w:ascii="SFProDisplay" w:eastAsia="Times New Roman" w:hAnsi="SFProDisplay" w:cs="Times New Roman"/>
+          <w:color w:val="000000"/>
+          <w:kern w:val="0"/>
+          <w:sz w:val="21"/>
+          <w:szCs w:val="21"/>
+          <w14:ligatures w14:val="none"/>
+        </w:rPr>
+        <w:t xml:space="preserve"> </w:t>
+      </w:r>
+      <w:proofErr w:type="spellStart"/>
+      <w:r>
+        <w:rPr>
+          <w:rFonts w:ascii="SFProDisplay" w:eastAsia="Times New Roman" w:hAnsi="SFProDisplay" w:cs="Times New Roman"/>
+          <w:color w:val="000000"/>
+          <w:kern w:val="0"/>
+          <w:sz w:val="21"/>
+          <w:szCs w:val="21"/>
+          <w14:ligatures w14:val="none"/>
+        </w:rPr>
+        <w:t>còn</w:t>
+      </w:r>
+      <w:proofErr w:type="spellEnd"/>
+      <w:r>
+        <w:rPr>
+          <w:rFonts w:ascii="SFProDisplay" w:eastAsia="Times New Roman" w:hAnsi="SFProDisplay" w:cs="Times New Roman"/>
+          <w:color w:val="000000"/>
+          <w:kern w:val="0"/>
+          <w:sz w:val="21"/>
+          <w:szCs w:val="21"/>
+          <w14:ligatures w14:val="none"/>
+        </w:rPr>
+        <w:t xml:space="preserve"> </w:t>
+      </w:r>
+      <w:proofErr w:type="spellStart"/>
+      <w:r>
+        <w:rPr>
+          <w:rFonts w:ascii="SFProDisplay" w:eastAsia="Times New Roman" w:hAnsi="SFProDisplay" w:cs="Times New Roman"/>
+          <w:color w:val="000000"/>
+          <w:kern w:val="0"/>
+          <w:sz w:val="21"/>
+          <w:szCs w:val="21"/>
+          <w14:ligatures w14:val="none"/>
+        </w:rPr>
+        <w:t>thiếu</w:t>
+      </w:r>
+      <w:proofErr w:type="spellEnd"/>
+      <w:r>
+        <w:rPr>
+          <w:rFonts w:ascii="SFProDisplay" w:eastAsia="Times New Roman" w:hAnsi="SFProDisplay" w:cs="Times New Roman"/>
+          <w:color w:val="000000"/>
+          <w:kern w:val="0"/>
+          <w:sz w:val="21"/>
+          <w:szCs w:val="21"/>
+          <w14:ligatures w14:val="none"/>
+        </w:rPr>
+        <w:t xml:space="preserve"> 1 </w:t>
+      </w:r>
+      <w:proofErr w:type="spellStart"/>
+      <w:r>
+        <w:rPr>
+          <w:rFonts w:ascii="SFProDisplay" w:eastAsia="Times New Roman" w:hAnsi="SFProDisplay" w:cs="Times New Roman"/>
+          <w:color w:val="000000"/>
+          <w:kern w:val="0"/>
+          <w:sz w:val="21"/>
+          <w:szCs w:val="21"/>
+          <w14:ligatures w14:val="none"/>
+        </w:rPr>
+        <w:t>dòng</w:t>
+      </w:r>
+      <w:proofErr w:type="spellEnd"/>
+      <w:r>
+        <w:rPr>
+          <w:rFonts w:ascii="SFProDisplay" w:eastAsia="Times New Roman" w:hAnsi="SFProDisplay" w:cs="Times New Roman"/>
+          <w:color w:val="000000"/>
+          <w:kern w:val="0"/>
+          <w:sz w:val="21"/>
+          <w:szCs w:val="21"/>
+          <w14:ligatures w14:val="none"/>
+        </w:rPr>
+        <w:t xml:space="preserve"> (</w:t>
+      </w:r>
+      <w:proofErr w:type="spellStart"/>
+      <w:r>
+        <w:rPr>
+          <w:rFonts w:ascii="SFProDisplay" w:eastAsia="Times New Roman" w:hAnsi="SFProDisplay" w:cs="Times New Roman"/>
+          <w:color w:val="000000"/>
+          <w:kern w:val="0"/>
+          <w:sz w:val="21"/>
+          <w:szCs w:val="21"/>
+          <w14:ligatures w14:val="none"/>
+        </w:rPr>
+        <w:t>đã</w:t>
+      </w:r>
+      <w:proofErr w:type="spellEnd"/>
+      <w:r>
+        <w:rPr>
+          <w:rFonts w:ascii="SFProDisplay" w:eastAsia="Times New Roman" w:hAnsi="SFProDisplay" w:cs="Times New Roman"/>
+          <w:color w:val="000000"/>
+          <w:kern w:val="0"/>
+          <w:sz w:val="21"/>
+          <w:szCs w:val="21"/>
+          <w14:ligatures w14:val="none"/>
+        </w:rPr>
+        <w:t xml:space="preserve"> </w:t>
+      </w:r>
+      <w:proofErr w:type="spellStart"/>
+      <w:r>
+        <w:rPr>
+          <w:rFonts w:ascii="SFProDisplay" w:eastAsia="Times New Roman" w:hAnsi="SFProDisplay" w:cs="Times New Roman"/>
+          <w:color w:val="000000"/>
+          <w:kern w:val="0"/>
+          <w:sz w:val="21"/>
+          <w:szCs w:val="21"/>
+          <w14:ligatures w14:val="none"/>
+        </w:rPr>
+        <w:t>có</w:t>
+      </w:r>
+      <w:proofErr w:type="spellEnd"/>
+      <w:r>
+        <w:rPr>
+          <w:rFonts w:ascii="SFProDisplay" w:eastAsia="Times New Roman" w:hAnsi="SFProDisplay" w:cs="Times New Roman"/>
+          <w:color w:val="000000"/>
+          <w:kern w:val="0"/>
+          <w:sz w:val="21"/>
+          <w:szCs w:val="21"/>
+          <w14:ligatures w14:val="none"/>
+        </w:rPr>
+        <w:t xml:space="preserve"> 2 </w:t>
+      </w:r>
+      <w:proofErr w:type="spellStart"/>
+      <w:r>
+        <w:rPr>
+          <w:rFonts w:ascii="SFProDisplay" w:eastAsia="Times New Roman" w:hAnsi="SFProDisplay" w:cs="Times New Roman"/>
+          <w:color w:val="000000"/>
+          <w:kern w:val="0"/>
+          <w:sz w:val="21"/>
+          <w:szCs w:val="21"/>
+          <w14:ligatures w14:val="none"/>
+        </w:rPr>
+        <w:t>dòng</w:t>
+      </w:r>
+      <w:proofErr w:type="spellEnd"/>
+      <w:r>
+        <w:rPr>
+          <w:rFonts w:ascii="SFProDisplay" w:eastAsia="Times New Roman" w:hAnsi="SFProDisplay" w:cs="Times New Roman"/>
+          <w:color w:val="000000"/>
+          <w:kern w:val="0"/>
+          <w:sz w:val="21"/>
+          <w:szCs w:val="21"/>
+          <w14:ligatures w14:val="none"/>
+        </w:rPr>
+        <w:t xml:space="preserve"> </w:t>
+      </w:r>
+      <w:proofErr w:type="spellStart"/>
+      <w:r>
+        <w:rPr>
+          <w:rFonts w:ascii="SFProDisplay" w:eastAsia="Times New Roman" w:hAnsi="SFProDisplay" w:cs="Times New Roman"/>
+          <w:color w:val="000000"/>
+          <w:kern w:val="0"/>
+          <w:sz w:val="21"/>
+          <w:szCs w:val="21"/>
+          <w14:ligatures w14:val="none"/>
+        </w:rPr>
+        <w:t>mẫu</w:t>
+      </w:r>
+      <w:proofErr w:type="spellEnd"/>
+      <w:r>
+        <w:rPr>
+          <w:rFonts w:ascii="SFProDisplay" w:eastAsia="Times New Roman" w:hAnsi="SFProDisplay" w:cs="Times New Roman"/>
+          <w:color w:val="000000"/>
+          <w:kern w:val="0"/>
+          <w:sz w:val="21"/>
+          <w:szCs w:val="21"/>
+          <w14:ligatures w14:val="none"/>
+        </w:rPr>
+        <w:t>):</w:t>
       </w:r>
     </w:p>
     <w:tbl>
@@ -154,8 +497,51 @@
                 <w:szCs w:val="21"/>
                 <w14:ligatures w14:val="none"/>
               </w:rPr>
-              <w:t>Attribute cần lưu</w:t>
+              <w:t xml:space="preserve">Attribute </w:t>
             </w:r>
+            <w:proofErr w:type="spellStart"/>
+            <w:r>
+              <w:rPr>
+                <w:rFonts w:ascii="Times New Roman" w:eastAsia="Times New Roman" w:hAnsi="Times New Roman" w:cs="Times New Roman"/>
+                <w:b/>
+                <w:bCs/>
+                <w:color w:val="FFFFFF"/>
+                <w:kern w:val="0"/>
+                <w:sz w:val="21"/>
+                <w:szCs w:val="21"/>
+                <w14:ligatures w14:val="none"/>
+              </w:rPr>
+              <w:t>cần</w:t>
+            </w:r>
+            <w:proofErr w:type="spellEnd"/>
+            <w:r>
+              <w:rPr>
+                <w:rFonts w:ascii="Times New Roman" w:eastAsia="Times New Roman" w:hAnsi="Times New Roman" w:cs="Times New Roman"/>
+                <w:b/>
+                <w:bCs/>
+                <w:color w:val="FFFFFF"/>
+                <w:kern w:val="0"/>
+                <w:sz w:val="21"/>
+                <w:szCs w:val="21"/>
+                <w14:ligatures w14:val="none"/>
+              </w:rPr>
+              <w:t xml:space="preserve"> </w:t>
+            </w:r>
+            <w:proofErr w:type="spellStart"/>
+            <w:r>
+              <w:rPr>
+                <w:rFonts w:ascii="Times New Roman" w:eastAsia="Times New Roman" w:hAnsi="Times New Roman" w:cs="Times New Roman"/>
+                <w:b/>
+                <w:bCs/>
+                <w:color w:val="FFFFFF"/>
+                <w:kern w:val="0"/>
+                <w:sz w:val="21"/>
+                <w:szCs w:val="21"/>
+                <w14:ligatures w14:val="none"/>
+              </w:rPr>
+              <w:t>lưu</w:t>
+            </w:r>
+            <w:proofErr w:type="spellEnd"/>
           </w:p>
         </w:tc>
         <w:tc>
@@ -192,6 +578,7 @@
                 <w14:ligatures w14:val="none"/>
               </w:rPr>
             </w:pPr>
+            <w:proofErr w:type="spellStart"/>
             <w:r>
               <w:rPr>
                 <w:rFonts w:ascii="Times New Roman" w:eastAsia="Times New Roman" w:hAnsi="Times New Roman" w:cs="Times New Roman"/>
@@ -203,8 +590,93 @@
                 <w:szCs w:val="21"/>
                 <w14:ligatures w14:val="none"/>
               </w:rPr>
-              <w:t>Khóa chính (PK) đề xuất</w:t>
+              <w:t>Khóa</w:t>
             </w:r>
+            <w:proofErr w:type="spellEnd"/>
+            <w:r>
+              <w:rPr>
+                <w:rFonts w:ascii="Times New Roman" w:eastAsia="Times New Roman" w:hAnsi="Times New Roman" w:cs="Times New Roman"/>
+                <w:b/>
+                <w:bCs/>
+                <w:color w:val="FFFFFF"/>
+                <w:kern w:val="0"/>
+                <w:sz w:val="21"/>
+                <w:szCs w:val="21"/>
+                <w14:ligatures w14:val="none"/>
+              </w:rPr>
+              <w:t xml:space="preserve"> </w:t>
+            </w:r>
+            <w:proofErr w:type="spellStart"/>
+            <w:r>
+              <w:rPr>
+                <w:rFonts w:ascii="Times New Roman" w:eastAsia="Times New Roman" w:hAnsi="Times New Roman" w:cs="Times New Roman"/>
+                <w:b/>
+                <w:bCs/>
+                <w:color w:val="FFFFFF"/>
+                <w:kern w:val="0"/>
+                <w:sz w:val="21"/>
+                <w:szCs w:val="21"/>
+                <w14:ligatures w14:val="none"/>
+              </w:rPr>
+              <w:t>chính</w:t>
+            </w:r>
+            <w:proofErr w:type="spellEnd"/>
+            <w:r>
+              <w:rPr>
+                <w:rFonts w:ascii="Times New Roman" w:eastAsia="Times New Roman" w:hAnsi="Times New Roman" w:cs="Times New Roman"/>
+                <w:b/>
+                <w:bCs/>
+                <w:color w:val="FFFFFF"/>
+                <w:kern w:val="0"/>
+                <w:sz w:val="21"/>
+                <w:szCs w:val="21"/>
+                <w14:ligatures w14:val="none"/>
+              </w:rPr>
+              <w:t xml:space="preserve"> (PK) </w:t>
+            </w:r>
+            <w:proofErr w:type="spellStart"/>
+            <w:r>
+              <w:rPr>
+                <w:rFonts w:ascii="Times New Roman" w:eastAsia="Times New Roman" w:hAnsi="Times New Roman" w:cs="Times New Roman"/>
+                <w:b/>
+                <w:bCs/>
+                <w:color w:val="FFFFFF"/>
+                <w:kern w:val="0"/>
+                <w:sz w:val="21"/>
+                <w:szCs w:val="21"/>
+                <w14:ligatures w14:val="none"/>
+              </w:rPr>
+              <w:t>đề</w:t>
+            </w:r>
+            <w:proofErr w:type="spellEnd"/>
+            <w:r>
+              <w:rPr>
+                <w:rFonts w:ascii="Times New Roman" w:eastAsia="Times New Roman" w:hAnsi="Times New Roman" w:cs="Times New Roman"/>
+                <w:b/>
+                <w:bCs/>
+                <w:color w:val="FFFFFF"/>
+                <w:kern w:val="0"/>
+                <w:sz w:val="21"/>
+                <w:szCs w:val="21"/>
+                <w14:ligatures w14:val="none"/>
+              </w:rPr>
+              <w:t xml:space="preserve"> </w:t>
+            </w:r>
+            <w:proofErr w:type="spellStart"/>
+            <w:r>
+              <w:rPr>
+                <w:rFonts w:ascii="Times New Roman" w:eastAsia="Times New Roman" w:hAnsi="Times New Roman" w:cs="Times New Roman"/>
+                <w:b/>
+                <w:bCs/>
+                <w:color w:val="FFFFFF"/>
+                <w:kern w:val="0"/>
+                <w:sz w:val="21"/>
+                <w:szCs w:val="21"/>
+                <w14:ligatures w14:val="none"/>
+              </w:rPr>
+              <w:t>xuất</w:t>
+            </w:r>
+            <w:proofErr w:type="spellEnd"/>
           </w:p>
         </w:tc>
       </w:tr>
@@ -287,6 +759,7 @@
                 <w14:ligatures w14:val="none"/>
               </w:rPr>
             </w:pPr>
+            <w:proofErr w:type="spellStart"/>
             <w:r>
               <w:rPr>
                 <w:rFonts w:ascii="Times New Roman" w:eastAsia="Times New Roman" w:hAnsi="Times New Roman" w:cs="Times New Roman"/>
@@ -296,8 +769,57 @@
                 <w:szCs w:val="21"/>
                 <w14:ligatures w14:val="none"/>
               </w:rPr>
-              <w:t>MaCH, DienTich, SoTang</w:t>
+              <w:t>MaCH</w:t>
             </w:r>
+            <w:proofErr w:type="spellEnd"/>
+            <w:r>
+              <w:rPr>
+                <w:rFonts w:ascii="Times New Roman" w:eastAsia="Times New Roman" w:hAnsi="Times New Roman" w:cs="Times New Roman"/>
+                <w:color w:val="000000"/>
+                <w:kern w:val="0"/>
+                <w:sz w:val="21"/>
+                <w:szCs w:val="21"/>
+                <w14:ligatures w14:val="none"/>
+              </w:rPr>
+              <w:t xml:space="preserve">, </w:t>
+            </w:r>
+            <w:proofErr w:type="spellStart"/>
+            <w:r>
+              <w:rPr>
+                <w:rFonts w:ascii="Times New Roman" w:eastAsia="Times New Roman" w:hAnsi="Times New Roman" w:cs="Times New Roman"/>
+                <w:color w:val="000000"/>
+                <w:kern w:val="0"/>
+                <w:sz w:val="21"/>
+                <w:szCs w:val="21"/>
+                <w14:ligatures w14:val="none"/>
+              </w:rPr>
+              <w:t>DienTich</w:t>
+            </w:r>
+            <w:proofErr w:type="spellEnd"/>
+            <w:r>
+              <w:rPr>
+                <w:rFonts w:ascii="Times New Roman" w:eastAsia="Times New Roman" w:hAnsi="Times New Roman" w:cs="Times New Roman"/>
+                <w:color w:val="000000"/>
+                <w:kern w:val="0"/>
+                <w:sz w:val="21"/>
+                <w:szCs w:val="21"/>
+                <w14:ligatures w14:val="none"/>
+              </w:rPr>
+              <w:t xml:space="preserve">, </w:t>
+            </w:r>
+            <w:proofErr w:type="spellStart"/>
+            <w:r>
+              <w:rPr>
+                <w:rFonts w:ascii="Times New Roman" w:eastAsia="Times New Roman" w:hAnsi="Times New Roman" w:cs="Times New Roman"/>
+                <w:color w:val="000000"/>
+                <w:kern w:val="0"/>
+                <w:sz w:val="21"/>
+                <w:szCs w:val="21"/>
+                <w14:ligatures w14:val="none"/>
+              </w:rPr>
+              <w:t>SoTang</w:t>
+            </w:r>
+            <w:proofErr w:type="spellEnd"/>
           </w:p>
         </w:tc>
         <w:tc>
@@ -331,6 +853,7 @@
                 <w14:ligatures w14:val="none"/>
               </w:rPr>
             </w:pPr>
+            <w:proofErr w:type="spellStart"/>
             <w:r>
               <w:rPr>
                 <w:rFonts w:ascii="Times New Roman" w:eastAsia="Times New Roman" w:hAnsi="Times New Roman" w:cs="Times New Roman"/>
@@ -342,6 +865,7 @@
               </w:rPr>
               <w:t>MaCH</w:t>
             </w:r>
+            <w:proofErr w:type="spellEnd"/>
           </w:p>
         </w:tc>
       </w:tr>
@@ -433,8 +957,45 @@
                 <w:szCs w:val="21"/>
                 <w14:ligatures w14:val="none"/>
               </w:rPr>
-              <w:t>MaHD, NgayBatDau, NgayKetThuc</w:t>
+              <w:t xml:space="preserve">MaHD, </w:t>
             </w:r>
+            <w:proofErr w:type="spellStart"/>
+            <w:r>
+              <w:rPr>
+                <w:rFonts w:ascii="Times New Roman" w:eastAsia="Times New Roman" w:hAnsi="Times New Roman" w:cs="Times New Roman"/>
+                <w:color w:val="000000"/>
+                <w:kern w:val="0"/>
+                <w:sz w:val="21"/>
+                <w:szCs w:val="21"/>
+                <w14:ligatures w14:val="none"/>
+              </w:rPr>
+              <w:t>NgayBatDau</w:t>
+            </w:r>
+            <w:proofErr w:type="spellEnd"/>
+            <w:r>
+              <w:rPr>
+                <w:rFonts w:ascii="Times New Roman" w:eastAsia="Times New Roman" w:hAnsi="Times New Roman" w:cs="Times New Roman"/>
+                <w:color w:val="000000"/>
+                <w:kern w:val="0"/>
+                <w:sz w:val="21"/>
+                <w:szCs w:val="21"/>
+                <w14:ligatures w14:val="none"/>
+              </w:rPr>
+              <w:t xml:space="preserve">, </w:t>
+            </w:r>
+            <w:proofErr w:type="spellStart"/>
+            <w:r>
+              <w:rPr>
+                <w:rFonts w:ascii="Times New Roman" w:eastAsia="Times New Roman" w:hAnsi="Times New Roman" w:cs="Times New Roman"/>
+                <w:color w:val="000000"/>
+                <w:kern w:val="0"/>
+                <w:sz w:val="21"/>
+                <w:szCs w:val="21"/>
+                <w14:ligatures w14:val="none"/>
+              </w:rPr>
+              <w:t>NgayKetThuc</w:t>
+            </w:r>
+            <w:proofErr w:type="spellEnd"/>
           </w:p>
         </w:tc>
         <w:tc>
@@ -580,6 +1141,7 @@
                 <w14:ligatures w14:val="none"/>
               </w:rPr>
             </w:pPr>
+            <w:proofErr w:type="spellStart"/>
             <w:r>
               <w:rPr>
                 <w:rFonts w:ascii="SFProDisplay" w:hAnsi="SFProDisplay"/>
@@ -592,6 +1154,7 @@
               </w:rPr>
               <w:t>MaKhuVuc</w:t>
             </w:r>
+            <w:proofErr w:type="spellEnd"/>
             <w:r>
               <w:rPr>
                 <w:rFonts w:ascii="SFProDisplay" w:hAnsi="SFProDisplay"/>
@@ -617,6 +1180,7 @@
               </w:rPr>
               <w:t xml:space="preserve"> </w:t>
             </w:r>
+            <w:proofErr w:type="spellStart"/>
             <w:r>
               <w:rPr>
                 <w:rFonts w:ascii="SFProDisplay" w:hAnsi="SFProDisplay"/>
@@ -629,6 +1193,7 @@
               </w:rPr>
               <w:t>TenKhuVuc</w:t>
             </w:r>
+            <w:proofErr w:type="spellEnd"/>
           </w:p>
         </w:tc>
         <w:tc>
@@ -662,6 +1227,7 @@
                 <w14:ligatures w14:val="none"/>
               </w:rPr>
             </w:pPr>
+            <w:proofErr w:type="spellStart"/>
             <w:r>
               <w:rPr>
                 <w:rFonts w:ascii="SFProDisplay" w:hAnsi="SFProDisplay"/>
@@ -674,6 +1240,7 @@
               </w:rPr>
               <w:t>MaKhuVuc</w:t>
             </w:r>
+            <w:proofErr w:type="spellEnd"/>
           </w:p>
         </w:tc>
       </w:tr>
@@ -738,7 +1305,7 @@
             <w:pPr>
               <w:spacing w:after="0" w:line="240" w:lineRule="auto"/>
               <w:rPr>
-                <w:rFonts w:ascii="SFProDisplay" w:hAnsi="SFProDisplay"/>
+                <w:rFonts w:ascii="SFProDisplay" w:hAnsi="SFProDisplay" w:hint="eastAsia"/>
                 <w:i/>
                 <w:iCs/>
                 <w:color w:val="000000"/>
@@ -771,7 +1338,7 @@
             <w:pPr>
               <w:spacing w:after="0" w:line="240" w:lineRule="auto"/>
               <w:rPr>
-                <w:rFonts w:ascii="SFProDisplay" w:hAnsi="SFProDisplay"/>
+                <w:rFonts w:ascii="SFProDisplay" w:hAnsi="SFProDisplay" w:hint="eastAsia"/>
                 <w:i/>
                 <w:iCs/>
                 <w:color w:val="000000"/>
@@ -809,6 +1376,7 @@
       </w:pPr>
       <w:r>
         <w:rPr>
+          <w:noProof/>
           <w:lang w:val="vi-VN"/>
         </w:rPr>
         <w:lastRenderedPageBreak/>
@@ -929,28 +1497,91 @@
           <w14:ligatures w14:val="none"/>
         </w:rPr>
       </w:pPr>
-      <w:r>
-        <w:rPr>
-          <w:rFonts w:ascii="Arial" w:eastAsia="Times New Roman" w:hAnsi="Arial" w:cs="Arial"/>
-          <w:b/>
-          <w:bCs/>
-          <w:kern w:val="0"/>
-          <w:sz w:val="24"/>
-          <w:szCs w:val="24"/>
-          <w14:ligatures w14:val="none"/>
-        </w:rPr>
-        <w:t>Cột vi phạm:</w:t>
-      </w:r>
-      <w:r>
-        <w:rPr>
-          <w:rFonts w:ascii="Arial" w:eastAsia="Times New Roman" w:hAnsi="Arial" w:cs="Arial"/>
-          <w:kern w:val="0"/>
-          <w:sz w:val="24"/>
-          <w:szCs w:val="24"/>
-          <w14:ligatures w14:val="none"/>
-        </w:rPr>
-        <w:t xml:space="preserve"> Cột </w:t>
-      </w:r>
+      <w:proofErr w:type="spellStart"/>
+      <w:r>
+        <w:rPr>
+          <w:rFonts w:ascii="Arial" w:eastAsia="Times New Roman" w:hAnsi="Arial" w:cs="Arial"/>
+          <w:b/>
+          <w:bCs/>
+          <w:kern w:val="0"/>
+          <w:sz w:val="24"/>
+          <w:szCs w:val="24"/>
+          <w14:ligatures w14:val="none"/>
+        </w:rPr>
+        <w:t>Cột</w:t>
+      </w:r>
+      <w:proofErr w:type="spellEnd"/>
+      <w:r>
+        <w:rPr>
+          <w:rFonts w:ascii="Arial" w:eastAsia="Times New Roman" w:hAnsi="Arial" w:cs="Arial"/>
+          <w:b/>
+          <w:bCs/>
+          <w:kern w:val="0"/>
+          <w:sz w:val="24"/>
+          <w:szCs w:val="24"/>
+          <w14:ligatures w14:val="none"/>
+        </w:rPr>
+        <w:t xml:space="preserve"> vi </w:t>
+      </w:r>
+      <w:proofErr w:type="spellStart"/>
+      <w:r>
+        <w:rPr>
+          <w:rFonts w:ascii="Arial" w:eastAsia="Times New Roman" w:hAnsi="Arial" w:cs="Arial"/>
+          <w:b/>
+          <w:bCs/>
+          <w:kern w:val="0"/>
+          <w:sz w:val="24"/>
+          <w:szCs w:val="24"/>
+          <w14:ligatures w14:val="none"/>
+        </w:rPr>
+        <w:t>phạm</w:t>
+      </w:r>
+      <w:proofErr w:type="spellEnd"/>
+      <w:r>
+        <w:rPr>
+          <w:rFonts w:ascii="Arial" w:eastAsia="Times New Roman" w:hAnsi="Arial" w:cs="Arial"/>
+          <w:b/>
+          <w:bCs/>
+          <w:kern w:val="0"/>
+          <w:sz w:val="24"/>
+          <w:szCs w:val="24"/>
+          <w14:ligatures w14:val="none"/>
+        </w:rPr>
+        <w:t>:</w:t>
+      </w:r>
+      <w:r>
+        <w:rPr>
+          <w:rFonts w:ascii="Arial" w:eastAsia="Times New Roman" w:hAnsi="Arial" w:cs="Arial"/>
+          <w:kern w:val="0"/>
+          <w:sz w:val="24"/>
+          <w:szCs w:val="24"/>
+          <w14:ligatures w14:val="none"/>
+        </w:rPr>
+        <w:t xml:space="preserve"> </w:t>
+      </w:r>
+      <w:proofErr w:type="spellStart"/>
+      <w:r>
+        <w:rPr>
+          <w:rFonts w:ascii="Arial" w:eastAsia="Times New Roman" w:hAnsi="Arial" w:cs="Arial"/>
+          <w:kern w:val="0"/>
+          <w:sz w:val="24"/>
+          <w:szCs w:val="24"/>
+          <w14:ligatures w14:val="none"/>
+        </w:rPr>
+        <w:t>Cột</w:t>
+      </w:r>
+      <w:proofErr w:type="spellEnd"/>
+      <w:r>
+        <w:rPr>
+          <w:rFonts w:ascii="Arial" w:eastAsia="Times New Roman" w:hAnsi="Arial" w:cs="Arial"/>
+          <w:kern w:val="0"/>
+          <w:sz w:val="24"/>
+          <w:szCs w:val="24"/>
+          <w14:ligatures w14:val="none"/>
+        </w:rPr>
+        <w:t xml:space="preserve"> </w:t>
+      </w:r>
+      <w:proofErr w:type="spellStart"/>
       <w:r>
         <w:rPr>
           <w:rFonts w:ascii="Arial" w:eastAsia="Times New Roman" w:hAnsi="Arial" w:cs="Arial"/>
@@ -963,15 +1594,82 @@
         </w:rPr>
         <w:t>TenKhuVuc</w:t>
       </w:r>
-      <w:r>
-        <w:rPr>
-          <w:rFonts w:ascii="Arial" w:eastAsia="Times New Roman" w:hAnsi="Arial" w:cs="Arial"/>
-          <w:kern w:val="0"/>
-          <w:sz w:val="24"/>
-          <w:szCs w:val="24"/>
-          <w14:ligatures w14:val="none"/>
-        </w:rPr>
-        <w:t xml:space="preserve"> trong bảng nháp.</w:t>
+      <w:proofErr w:type="spellEnd"/>
+      <w:r>
+        <w:rPr>
+          <w:rFonts w:ascii="Arial" w:eastAsia="Times New Roman" w:hAnsi="Arial" w:cs="Arial"/>
+          <w:kern w:val="0"/>
+          <w:sz w:val="24"/>
+          <w:szCs w:val="24"/>
+          <w14:ligatures w14:val="none"/>
+        </w:rPr>
+        <w:t xml:space="preserve"> </w:t>
+      </w:r>
+      <w:proofErr w:type="spellStart"/>
+      <w:r>
+        <w:rPr>
+          <w:rFonts w:ascii="Arial" w:eastAsia="Times New Roman" w:hAnsi="Arial" w:cs="Arial"/>
+          <w:kern w:val="0"/>
+          <w:sz w:val="24"/>
+          <w:szCs w:val="24"/>
+          <w14:ligatures w14:val="none"/>
+        </w:rPr>
+        <w:t>trong</w:t>
+      </w:r>
+      <w:proofErr w:type="spellEnd"/>
+      <w:r>
+        <w:rPr>
+          <w:rFonts w:ascii="Arial" w:eastAsia="Times New Roman" w:hAnsi="Arial" w:cs="Arial"/>
+          <w:kern w:val="0"/>
+          <w:sz w:val="24"/>
+          <w:szCs w:val="24"/>
+          <w14:ligatures w14:val="none"/>
+        </w:rPr>
+        <w:t xml:space="preserve"> </w:t>
+      </w:r>
+      <w:proofErr w:type="spellStart"/>
+      <w:r>
+        <w:rPr>
+          <w:rFonts w:ascii="Arial" w:eastAsia="Times New Roman" w:hAnsi="Arial" w:cs="Arial"/>
+          <w:kern w:val="0"/>
+          <w:sz w:val="24"/>
+          <w:szCs w:val="24"/>
+          <w14:ligatures w14:val="none"/>
+        </w:rPr>
+        <w:t>bảng</w:t>
+      </w:r>
+      <w:proofErr w:type="spellEnd"/>
+      <w:r>
+        <w:rPr>
+          <w:rFonts w:ascii="Arial" w:eastAsia="Times New Roman" w:hAnsi="Arial" w:cs="Arial"/>
+          <w:kern w:val="0"/>
+          <w:sz w:val="24"/>
+          <w:szCs w:val="24"/>
+          <w14:ligatures w14:val="none"/>
+        </w:rPr>
+        <w:t xml:space="preserve"> </w:t>
+      </w:r>
+      <w:proofErr w:type="spellStart"/>
+      <w:r>
+        <w:rPr>
+          <w:rFonts w:ascii="Arial" w:eastAsia="Times New Roman" w:hAnsi="Arial" w:cs="Arial"/>
+          <w:kern w:val="0"/>
+          <w:sz w:val="24"/>
+          <w:szCs w:val="24"/>
+          <w14:ligatures w14:val="none"/>
+        </w:rPr>
+        <w:t>nháp</w:t>
+      </w:r>
+      <w:proofErr w:type="spellEnd"/>
+      <w:r>
+        <w:rPr>
+          <w:rFonts w:ascii="Arial" w:eastAsia="Times New Roman" w:hAnsi="Arial" w:cs="Arial"/>
+          <w:kern w:val="0"/>
+          <w:sz w:val="24"/>
+          <w:szCs w:val="24"/>
+          <w14:ligatures w14:val="none"/>
+        </w:rPr>
+        <w:t>.</w:t>
       </w:r>
     </w:p>
     <w:p>
@@ -999,18 +1697,177 @@
           <w:szCs w:val="24"/>
           <w14:ligatures w14:val="none"/>
         </w:rPr>
-        <w:t>Lý do vi phạm:</w:t>
-      </w:r>
-      <w:r>
-        <w:rPr>
-          <w:rFonts w:ascii="Arial" w:eastAsia="Times New Roman" w:hAnsi="Arial" w:cs="Arial"/>
-          <w:kern w:val="0"/>
-          <w:sz w:val="24"/>
-          <w:szCs w:val="24"/>
-          <w14:ligatures w14:val="none"/>
-        </w:rPr>
-        <w:t xml:space="preserve"> Bảng nháp có Khóa chính là </w:t>
-      </w:r>
+        <w:t xml:space="preserve">Lý do vi </w:t>
+      </w:r>
+      <w:proofErr w:type="spellStart"/>
+      <w:r>
+        <w:rPr>
+          <w:rFonts w:ascii="Arial" w:eastAsia="Times New Roman" w:hAnsi="Arial" w:cs="Arial"/>
+          <w:b/>
+          <w:bCs/>
+          <w:kern w:val="0"/>
+          <w:sz w:val="24"/>
+          <w:szCs w:val="24"/>
+          <w14:ligatures w14:val="none"/>
+        </w:rPr>
+        <w:t>phạm</w:t>
+      </w:r>
+      <w:proofErr w:type="spellEnd"/>
+      <w:r>
+        <w:rPr>
+          <w:rFonts w:ascii="Arial" w:eastAsia="Times New Roman" w:hAnsi="Arial" w:cs="Arial"/>
+          <w:b/>
+          <w:bCs/>
+          <w:kern w:val="0"/>
+          <w:sz w:val="24"/>
+          <w:szCs w:val="24"/>
+          <w14:ligatures w14:val="none"/>
+        </w:rPr>
+        <w:t>:</w:t>
+      </w:r>
+      <w:r>
+        <w:rPr>
+          <w:rFonts w:ascii="Arial" w:eastAsia="Times New Roman" w:hAnsi="Arial" w:cs="Arial"/>
+          <w:kern w:val="0"/>
+          <w:sz w:val="24"/>
+          <w:szCs w:val="24"/>
+          <w14:ligatures w14:val="none"/>
+        </w:rPr>
+        <w:t xml:space="preserve"> </w:t>
+      </w:r>
+      <w:proofErr w:type="spellStart"/>
+      <w:r>
+        <w:rPr>
+          <w:rFonts w:ascii="Arial" w:eastAsia="Times New Roman" w:hAnsi="Arial" w:cs="Arial"/>
+          <w:kern w:val="0"/>
+          <w:sz w:val="24"/>
+          <w:szCs w:val="24"/>
+          <w14:ligatures w14:val="none"/>
+        </w:rPr>
+        <w:t>Bảng</w:t>
+      </w:r>
+      <w:proofErr w:type="spellEnd"/>
+      <w:r>
+        <w:rPr>
+          <w:rFonts w:ascii="Arial" w:eastAsia="Times New Roman" w:hAnsi="Arial" w:cs="Arial"/>
+          <w:kern w:val="0"/>
+          <w:sz w:val="24"/>
+          <w:szCs w:val="24"/>
+          <w14:ligatures w14:val="none"/>
+        </w:rPr>
+        <w:t xml:space="preserve"> </w:t>
+      </w:r>
+      <w:proofErr w:type="spellStart"/>
+      <w:r>
+        <w:rPr>
+          <w:rFonts w:ascii="Arial" w:eastAsia="Times New Roman" w:hAnsi="Arial" w:cs="Arial"/>
+          <w:kern w:val="0"/>
+          <w:sz w:val="24"/>
+          <w:szCs w:val="24"/>
+          <w14:ligatures w14:val="none"/>
+        </w:rPr>
+        <w:t>nháp</w:t>
+      </w:r>
+      <w:proofErr w:type="spellEnd"/>
+      <w:r>
+        <w:rPr>
+          <w:rFonts w:ascii="Arial" w:eastAsia="Times New Roman" w:hAnsi="Arial" w:cs="Arial"/>
+          <w:kern w:val="0"/>
+          <w:sz w:val="24"/>
+          <w:szCs w:val="24"/>
+          <w14:ligatures w14:val="none"/>
+        </w:rPr>
+        <w:t xml:space="preserve"> </w:t>
+      </w:r>
+      <w:proofErr w:type="spellStart"/>
+      <w:r>
+        <w:rPr>
+          <w:rFonts w:ascii="Arial" w:eastAsia="Times New Roman" w:hAnsi="Arial" w:cs="Arial"/>
+          <w:kern w:val="0"/>
+          <w:sz w:val="24"/>
+          <w:szCs w:val="24"/>
+          <w14:ligatures w14:val="none"/>
+        </w:rPr>
+        <w:t>có</w:t>
+      </w:r>
+      <w:proofErr w:type="spellEnd"/>
+      <w:r>
+        <w:rPr>
+          <w:rFonts w:ascii="Arial" w:eastAsia="Times New Roman" w:hAnsi="Arial" w:cs="Arial"/>
+          <w:kern w:val="0"/>
+          <w:sz w:val="24"/>
+          <w:szCs w:val="24"/>
+          <w14:ligatures w14:val="none"/>
+        </w:rPr>
+        <w:t xml:space="preserve"> </w:t>
+      </w:r>
+      <w:proofErr w:type="spellStart"/>
+      <w:r>
+        <w:rPr>
+          <w:rFonts w:ascii="Arial" w:eastAsia="Times New Roman" w:hAnsi="Arial" w:cs="Arial"/>
+          <w:kern w:val="0"/>
+          <w:sz w:val="24"/>
+          <w:szCs w:val="24"/>
+          <w14:ligatures w14:val="none"/>
+        </w:rPr>
+        <w:t>Khóa</w:t>
+      </w:r>
+      <w:proofErr w:type="spellEnd"/>
+      <w:r>
+        <w:rPr>
+          <w:rFonts w:ascii="Arial" w:eastAsia="Times New Roman" w:hAnsi="Arial" w:cs="Arial"/>
+          <w:kern w:val="0"/>
+          <w:sz w:val="24"/>
+          <w:szCs w:val="24"/>
+          <w14:ligatures w14:val="none"/>
+        </w:rPr>
+        <w:t xml:space="preserve"> </w:t>
+      </w:r>
+      <w:proofErr w:type="spellStart"/>
+      <w:r>
+        <w:rPr>
+          <w:rFonts w:ascii="Arial" w:eastAsia="Times New Roman" w:hAnsi="Arial" w:cs="Arial"/>
+          <w:kern w:val="0"/>
+          <w:sz w:val="24"/>
+          <w:szCs w:val="24"/>
+          <w14:ligatures w14:val="none"/>
+        </w:rPr>
+        <w:t>chính</w:t>
+      </w:r>
+      <w:proofErr w:type="spellEnd"/>
+      <w:r>
+        <w:rPr>
+          <w:rFonts w:ascii="Arial" w:eastAsia="Times New Roman" w:hAnsi="Arial" w:cs="Arial"/>
+          <w:kern w:val="0"/>
+          <w:sz w:val="24"/>
+          <w:szCs w:val="24"/>
+          <w14:ligatures w14:val="none"/>
+        </w:rPr>
+        <w:t xml:space="preserve"> </w:t>
+      </w:r>
+      <w:proofErr w:type="spellStart"/>
+      <w:r>
+        <w:rPr>
+          <w:rFonts w:ascii="Arial" w:eastAsia="Times New Roman" w:hAnsi="Arial" w:cs="Arial"/>
+          <w:kern w:val="0"/>
+          <w:sz w:val="24"/>
+          <w:szCs w:val="24"/>
+          <w14:ligatures w14:val="none"/>
+        </w:rPr>
+        <w:t>là</w:t>
+      </w:r>
+      <w:proofErr w:type="spellEnd"/>
+      <w:r>
+        <w:rPr>
+          <w:rFonts w:ascii="Arial" w:eastAsia="Times New Roman" w:hAnsi="Arial" w:cs="Arial"/>
+          <w:kern w:val="0"/>
+          <w:sz w:val="24"/>
+          <w:szCs w:val="24"/>
+          <w14:ligatures w14:val="none"/>
+        </w:rPr>
+        <w:t xml:space="preserve"> </w:t>
+      </w:r>
+      <w:proofErr w:type="spellStart"/>
       <w:r>
         <w:rPr>
           <w:rFonts w:ascii="Arial" w:eastAsia="Times New Roman" w:hAnsi="Arial" w:cs="Arial"/>
@@ -1031,6 +1888,7 @@
         </w:rPr>
         <w:t>.</w:t>
       </w:r>
+      <w:proofErr w:type="spellEnd"/>
     </w:p>
     <w:p>
       <w:pPr>
@@ -1047,6 +1905,7 @@
           <w14:ligatures w14:val="none"/>
         </w:rPr>
       </w:pPr>
+      <w:proofErr w:type="spellStart"/>
       <w:r>
         <w:rPr>
           <w:rFonts w:ascii="Arial" w:eastAsia="Times New Roman" w:hAnsi="Arial" w:cs="Arial"/>
@@ -1057,16 +1916,29 @@
         </w:rPr>
         <w:t>MaCH</w:t>
       </w:r>
-      <w:r>
-        <w:rPr>
-          <w:rFonts w:ascii="Arial" w:eastAsia="Times New Roman" w:hAnsi="Arial" w:cs="Arial"/>
-          <w:kern w:val="0"/>
-          <w:sz w:val="24"/>
-          <w:szCs w:val="24"/>
-          <w14:ligatures w14:val="none"/>
-        </w:rPr>
-        <w:t xml:space="preserve"> $\rightarrow$ </w:t>
-      </w:r>
+      <w:proofErr w:type="spellEnd"/>
+      <w:r>
+        <w:rPr>
+          <w:rFonts w:ascii="Arial" w:eastAsia="Times New Roman" w:hAnsi="Arial" w:cs="Arial"/>
+          <w:kern w:val="0"/>
+          <w:sz w:val="24"/>
+          <w:szCs w:val="24"/>
+          <w:lang w:val="vi-VN"/>
+          <w14:ligatures w14:val="none"/>
+        </w:rPr>
+        <w:t xml:space="preserve"> </w:t>
+      </w:r>
+      <w:r>
+        <w:rPr>
+          <w:rFonts w:ascii="Arial" w:eastAsia="Times New Roman" w:hAnsi="Arial" w:cs="Arial"/>
+          <w:kern w:val="0"/>
+          <w:sz w:val="24"/>
+          <w:szCs w:val="24"/>
+          <w14:ligatures w14:val="none"/>
+        </w:rPr>
+        <w:t xml:space="preserve"> </w:t>
+      </w:r>
+      <w:proofErr w:type="spellStart"/>
       <w:r>
         <w:rPr>
           <w:rFonts w:ascii="Arial" w:eastAsia="Times New Roman" w:hAnsi="Arial" w:cs="Arial"/>
@@ -1077,15 +1949,192 @@
         </w:rPr>
         <w:t>MaKhuVuc</w:t>
       </w:r>
-      <w:r>
-        <w:rPr>
-          <w:rFonts w:ascii="Arial" w:eastAsia="Times New Roman" w:hAnsi="Arial" w:cs="Arial"/>
-          <w:kern w:val="0"/>
-          <w:sz w:val="24"/>
-          <w:szCs w:val="24"/>
-          <w14:ligatures w14:val="none"/>
-        </w:rPr>
-        <w:t xml:space="preserve"> (Mã căn hộ xác định Mã khu vực).</w:t>
+      <w:proofErr w:type="spellEnd"/>
+      <w:r>
+        <w:rPr>
+          <w:rFonts w:ascii="Arial" w:eastAsia="Times New Roman" w:hAnsi="Arial" w:cs="Arial"/>
+          <w:kern w:val="0"/>
+          <w:sz w:val="24"/>
+          <w:szCs w:val="24"/>
+          <w14:ligatures w14:val="none"/>
+        </w:rPr>
+        <w:t xml:space="preserve"> (</w:t>
+      </w:r>
+      <w:proofErr w:type="spellStart"/>
+      <w:r>
+        <w:rPr>
+          <w:rFonts w:ascii="Arial" w:eastAsia="Times New Roman" w:hAnsi="Arial" w:cs="Arial"/>
+          <w:kern w:val="0"/>
+          <w:sz w:val="24"/>
+          <w:szCs w:val="24"/>
+          <w14:ligatures w14:val="none"/>
+        </w:rPr>
+        <w:t>Mã</w:t>
+      </w:r>
+      <w:proofErr w:type="spellEnd"/>
+      <w:r>
+        <w:rPr>
+          <w:rFonts w:ascii="Arial" w:eastAsia="Times New Roman" w:hAnsi="Arial" w:cs="Arial"/>
+          <w:kern w:val="0"/>
+          <w:sz w:val="24"/>
+          <w:szCs w:val="24"/>
+          <w14:ligatures w14:val="none"/>
+        </w:rPr>
+        <w:t xml:space="preserve"> </w:t>
+      </w:r>
+      <w:proofErr w:type="spellStart"/>
+      <w:r>
+        <w:rPr>
+          <w:rFonts w:ascii="Arial" w:eastAsia="Times New Roman" w:hAnsi="Arial" w:cs="Arial"/>
+          <w:kern w:val="0"/>
+          <w:sz w:val="24"/>
+          <w:szCs w:val="24"/>
+          <w14:ligatures w14:val="none"/>
+        </w:rPr>
+        <w:t>căn</w:t>
+      </w:r>
+      <w:proofErr w:type="spellEnd"/>
+      <w:r>
+        <w:rPr>
+          <w:rFonts w:ascii="Arial" w:eastAsia="Times New Roman" w:hAnsi="Arial" w:cs="Arial"/>
+          <w:kern w:val="0"/>
+          <w:sz w:val="24"/>
+          <w:szCs w:val="24"/>
+          <w14:ligatures w14:val="none"/>
+        </w:rPr>
+        <w:t xml:space="preserve"> </w:t>
+      </w:r>
+      <w:proofErr w:type="spellStart"/>
+      <w:r>
+        <w:rPr>
+          <w:rFonts w:ascii="Arial" w:eastAsia="Times New Roman" w:hAnsi="Arial" w:cs="Arial"/>
+          <w:kern w:val="0"/>
+          <w:sz w:val="24"/>
+          <w:szCs w:val="24"/>
+          <w14:ligatures w14:val="none"/>
+        </w:rPr>
+        <w:t>hộ</w:t>
+      </w:r>
+      <w:proofErr w:type="spellEnd"/>
+      <w:r>
+        <w:rPr>
+          <w:rFonts w:ascii="Arial" w:eastAsia="Times New Roman" w:hAnsi="Arial" w:cs="Arial"/>
+          <w:kern w:val="0"/>
+          <w:sz w:val="24"/>
+          <w:szCs w:val="24"/>
+          <w14:ligatures w14:val="none"/>
+        </w:rPr>
+        <w:t xml:space="preserve"> </w:t>
+      </w:r>
+      <w:proofErr w:type="spellStart"/>
+      <w:r>
+        <w:rPr>
+          <w:rFonts w:ascii="Arial" w:eastAsia="Times New Roman" w:hAnsi="Arial" w:cs="Arial"/>
+          <w:kern w:val="0"/>
+          <w:sz w:val="24"/>
+          <w:szCs w:val="24"/>
+          <w14:ligatures w14:val="none"/>
+        </w:rPr>
+        <w:t>xác</w:t>
+      </w:r>
+      <w:proofErr w:type="spellEnd"/>
+      <w:r>
+        <w:rPr>
+          <w:rFonts w:ascii="Arial" w:eastAsia="Times New Roman" w:hAnsi="Arial" w:cs="Arial"/>
+          <w:kern w:val="0"/>
+          <w:sz w:val="24"/>
+          <w:szCs w:val="24"/>
+          <w14:ligatures w14:val="none"/>
+        </w:rPr>
+        <w:t xml:space="preserve"> </w:t>
+      </w:r>
+      <w:proofErr w:type="spellStart"/>
+      <w:r>
+        <w:rPr>
+          <w:rFonts w:ascii="Arial" w:eastAsia="Times New Roman" w:hAnsi="Arial" w:cs="Arial"/>
+          <w:kern w:val="0"/>
+          <w:sz w:val="24"/>
+          <w:szCs w:val="24"/>
+          <w14:ligatures w14:val="none"/>
+        </w:rPr>
+        <w:t>định</w:t>
+      </w:r>
+      <w:proofErr w:type="spellEnd"/>
+      <w:r>
+        <w:rPr>
+          <w:rFonts w:ascii="Arial" w:eastAsia="Times New Roman" w:hAnsi="Arial" w:cs="Arial"/>
+          <w:kern w:val="0"/>
+          <w:sz w:val="24"/>
+          <w:szCs w:val="24"/>
+          <w14:ligatures w14:val="none"/>
+        </w:rPr>
+        <w:t xml:space="preserve"> </w:t>
+      </w:r>
+      <w:proofErr w:type="spellStart"/>
+      <w:r>
+        <w:rPr>
+          <w:rFonts w:ascii="Arial" w:eastAsia="Times New Roman" w:hAnsi="Arial" w:cs="Arial"/>
+          <w:kern w:val="0"/>
+          <w:sz w:val="24"/>
+          <w:szCs w:val="24"/>
+          <w14:ligatures w14:val="none"/>
+        </w:rPr>
+        <w:t>Mã</w:t>
+      </w:r>
+      <w:proofErr w:type="spellEnd"/>
+      <w:r>
+        <w:rPr>
+          <w:rFonts w:ascii="Arial" w:eastAsia="Times New Roman" w:hAnsi="Arial" w:cs="Arial"/>
+          <w:kern w:val="0"/>
+          <w:sz w:val="24"/>
+          <w:szCs w:val="24"/>
+          <w14:ligatures w14:val="none"/>
+        </w:rPr>
+        <w:t xml:space="preserve"> </w:t>
+      </w:r>
+      <w:proofErr w:type="spellStart"/>
+      <w:r>
+        <w:rPr>
+          <w:rFonts w:ascii="Arial" w:eastAsia="Times New Roman" w:hAnsi="Arial" w:cs="Arial"/>
+          <w:kern w:val="0"/>
+          <w:sz w:val="24"/>
+          <w:szCs w:val="24"/>
+          <w14:ligatures w14:val="none"/>
+        </w:rPr>
+        <w:t>khu</w:t>
+      </w:r>
+      <w:proofErr w:type="spellEnd"/>
+      <w:r>
+        <w:rPr>
+          <w:rFonts w:ascii="Arial" w:eastAsia="Times New Roman" w:hAnsi="Arial" w:cs="Arial"/>
+          <w:kern w:val="0"/>
+          <w:sz w:val="24"/>
+          <w:szCs w:val="24"/>
+          <w14:ligatures w14:val="none"/>
+        </w:rPr>
+        <w:t xml:space="preserve"> </w:t>
+      </w:r>
+      <w:proofErr w:type="spellStart"/>
+      <w:r>
+        <w:rPr>
+          <w:rFonts w:ascii="Arial" w:eastAsia="Times New Roman" w:hAnsi="Arial" w:cs="Arial"/>
+          <w:kern w:val="0"/>
+          <w:sz w:val="24"/>
+          <w:szCs w:val="24"/>
+          <w14:ligatures w14:val="none"/>
+        </w:rPr>
+        <w:t>vực</w:t>
+      </w:r>
+      <w:proofErr w:type="spellEnd"/>
+      <w:r>
+        <w:rPr>
+          <w:rFonts w:ascii="Arial" w:eastAsia="Times New Roman" w:hAnsi="Arial" w:cs="Arial"/>
+          <w:kern w:val="0"/>
+          <w:sz w:val="24"/>
+          <w:szCs w:val="24"/>
+          <w14:ligatures w14:val="none"/>
+        </w:rPr>
+        <w:t>).</w:t>
       </w:r>
     </w:p>
     <w:p>
@@ -1103,6 +2152,7 @@
           <w14:ligatures w14:val="none"/>
         </w:rPr>
       </w:pPr>
+      <w:proofErr w:type="spellStart"/>
       <w:r>
         <w:rPr>
           <w:rFonts w:ascii="Arial" w:eastAsia="Times New Roman" w:hAnsi="Arial" w:cs="Arial"/>
@@ -1113,16 +2163,18 @@
         </w:rPr>
         <w:t>MaKhuVuc</w:t>
       </w:r>
-      <w:r>
-        <w:rPr>
-          <w:rFonts w:ascii="Arial" w:eastAsia="Times New Roman" w:hAnsi="Arial" w:cs="Arial"/>
-          <w:kern w:val="0"/>
-          <w:sz w:val="24"/>
-          <w:szCs w:val="24"/>
-          <w14:ligatures w14:val="none"/>
-        </w:rPr>
-        <w:t xml:space="preserve"> $\rightarrow$ </w:t>
-      </w:r>
+      <w:proofErr w:type="spellEnd"/>
+      <w:r>
+        <w:rPr>
+          <w:rFonts w:ascii="Arial" w:eastAsia="Times New Roman" w:hAnsi="Arial" w:cs="Arial"/>
+          <w:kern w:val="0"/>
+          <w:sz w:val="24"/>
+          <w:szCs w:val="24"/>
+          <w14:ligatures w14:val="none"/>
+        </w:rPr>
+        <w:t xml:space="preserve"> </w:t>
+      </w:r>
+      <w:proofErr w:type="spellStart"/>
       <w:r>
         <w:rPr>
           <w:rFonts w:ascii="Arial" w:eastAsia="Times New Roman" w:hAnsi="Arial" w:cs="Arial"/>
@@ -1133,15 +2185,302 @@
         </w:rPr>
         <w:t>TenKhuVuc</w:t>
       </w:r>
-      <w:r>
-        <w:rPr>
-          <w:rFonts w:ascii="Arial" w:eastAsia="Times New Roman" w:hAnsi="Arial" w:cs="Arial"/>
-          <w:kern w:val="0"/>
-          <w:sz w:val="24"/>
-          <w:szCs w:val="24"/>
-          <w14:ligatures w14:val="none"/>
-        </w:rPr>
-        <w:t xml:space="preserve"> (Mã khu vực xác định Tên khu vực, ví dụ: KV01 luôn là Quận 1).</w:t>
+      <w:proofErr w:type="spellEnd"/>
+      <w:r>
+        <w:rPr>
+          <w:rFonts w:ascii="Arial" w:eastAsia="Times New Roman" w:hAnsi="Arial" w:cs="Arial"/>
+          <w:kern w:val="0"/>
+          <w:sz w:val="24"/>
+          <w:szCs w:val="24"/>
+          <w14:ligatures w14:val="none"/>
+        </w:rPr>
+        <w:t xml:space="preserve"> (</w:t>
+      </w:r>
+      <w:proofErr w:type="spellStart"/>
+      <w:r>
+        <w:rPr>
+          <w:rFonts w:ascii="Arial" w:eastAsia="Times New Roman" w:hAnsi="Arial" w:cs="Arial"/>
+          <w:kern w:val="0"/>
+          <w:sz w:val="24"/>
+          <w:szCs w:val="24"/>
+          <w14:ligatures w14:val="none"/>
+        </w:rPr>
+        <w:t>Mã</w:t>
+      </w:r>
+      <w:proofErr w:type="spellEnd"/>
+      <w:r>
+        <w:rPr>
+          <w:rFonts w:ascii="Arial" w:eastAsia="Times New Roman" w:hAnsi="Arial" w:cs="Arial"/>
+          <w:kern w:val="0"/>
+          <w:sz w:val="24"/>
+          <w:szCs w:val="24"/>
+          <w14:ligatures w14:val="none"/>
+        </w:rPr>
+        <w:t xml:space="preserve"> </w:t>
+      </w:r>
+      <w:proofErr w:type="spellStart"/>
+      <w:r>
+        <w:rPr>
+          <w:rFonts w:ascii="Arial" w:eastAsia="Times New Roman" w:hAnsi="Arial" w:cs="Arial"/>
+          <w:kern w:val="0"/>
+          <w:sz w:val="24"/>
+          <w:szCs w:val="24"/>
+          <w14:ligatures w14:val="none"/>
+        </w:rPr>
+        <w:t>khu</w:t>
+      </w:r>
+      <w:proofErr w:type="spellEnd"/>
+      <w:r>
+        <w:rPr>
+          <w:rFonts w:ascii="Arial" w:eastAsia="Times New Roman" w:hAnsi="Arial" w:cs="Arial"/>
+          <w:kern w:val="0"/>
+          <w:sz w:val="24"/>
+          <w:szCs w:val="24"/>
+          <w14:ligatures w14:val="none"/>
+        </w:rPr>
+        <w:t xml:space="preserve"> </w:t>
+      </w:r>
+      <w:proofErr w:type="spellStart"/>
+      <w:r>
+        <w:rPr>
+          <w:rFonts w:ascii="Arial" w:eastAsia="Times New Roman" w:hAnsi="Arial" w:cs="Arial"/>
+          <w:kern w:val="0"/>
+          <w:sz w:val="24"/>
+          <w:szCs w:val="24"/>
+          <w14:ligatures w14:val="none"/>
+        </w:rPr>
+        <w:t>vực</w:t>
+      </w:r>
+      <w:proofErr w:type="spellEnd"/>
+      <w:r>
+        <w:rPr>
+          <w:rFonts w:ascii="Arial" w:eastAsia="Times New Roman" w:hAnsi="Arial" w:cs="Arial"/>
+          <w:kern w:val="0"/>
+          <w:sz w:val="24"/>
+          <w:szCs w:val="24"/>
+          <w14:ligatures w14:val="none"/>
+        </w:rPr>
+        <w:t xml:space="preserve"> </w:t>
+      </w:r>
+      <w:proofErr w:type="spellStart"/>
+      <w:r>
+        <w:rPr>
+          <w:rFonts w:ascii="Arial" w:eastAsia="Times New Roman" w:hAnsi="Arial" w:cs="Arial"/>
+          <w:kern w:val="0"/>
+          <w:sz w:val="24"/>
+          <w:szCs w:val="24"/>
+          <w14:ligatures w14:val="none"/>
+        </w:rPr>
+        <w:t>xác</w:t>
+      </w:r>
+      <w:proofErr w:type="spellEnd"/>
+      <w:r>
+        <w:rPr>
+          <w:rFonts w:ascii="Arial" w:eastAsia="Times New Roman" w:hAnsi="Arial" w:cs="Arial"/>
+          <w:kern w:val="0"/>
+          <w:sz w:val="24"/>
+          <w:szCs w:val="24"/>
+          <w14:ligatures w14:val="none"/>
+        </w:rPr>
+        <w:t xml:space="preserve"> </w:t>
+      </w:r>
+      <w:proofErr w:type="spellStart"/>
+      <w:r>
+        <w:rPr>
+          <w:rFonts w:ascii="Arial" w:eastAsia="Times New Roman" w:hAnsi="Arial" w:cs="Arial"/>
+          <w:kern w:val="0"/>
+          <w:sz w:val="24"/>
+          <w:szCs w:val="24"/>
+          <w14:ligatures w14:val="none"/>
+        </w:rPr>
+        <w:t>định</w:t>
+      </w:r>
+      <w:proofErr w:type="spellEnd"/>
+      <w:r>
+        <w:rPr>
+          <w:rFonts w:ascii="Arial" w:eastAsia="Times New Roman" w:hAnsi="Arial" w:cs="Arial"/>
+          <w:kern w:val="0"/>
+          <w:sz w:val="24"/>
+          <w:szCs w:val="24"/>
+          <w14:ligatures w14:val="none"/>
+        </w:rPr>
+        <w:t xml:space="preserve"> </w:t>
+      </w:r>
+      <w:proofErr w:type="spellStart"/>
+      <w:r>
+        <w:rPr>
+          <w:rFonts w:ascii="Arial" w:eastAsia="Times New Roman" w:hAnsi="Arial" w:cs="Arial"/>
+          <w:kern w:val="0"/>
+          <w:sz w:val="24"/>
+          <w:szCs w:val="24"/>
+          <w14:ligatures w14:val="none"/>
+        </w:rPr>
+        <w:t>Tên</w:t>
+      </w:r>
+      <w:proofErr w:type="spellEnd"/>
+      <w:r>
+        <w:rPr>
+          <w:rFonts w:ascii="Arial" w:eastAsia="Times New Roman" w:hAnsi="Arial" w:cs="Arial"/>
+          <w:kern w:val="0"/>
+          <w:sz w:val="24"/>
+          <w:szCs w:val="24"/>
+          <w14:ligatures w14:val="none"/>
+        </w:rPr>
+        <w:t xml:space="preserve"> </w:t>
+      </w:r>
+      <w:proofErr w:type="spellStart"/>
+      <w:r>
+        <w:rPr>
+          <w:rFonts w:ascii="Arial" w:eastAsia="Times New Roman" w:hAnsi="Arial" w:cs="Arial"/>
+          <w:kern w:val="0"/>
+          <w:sz w:val="24"/>
+          <w:szCs w:val="24"/>
+          <w14:ligatures w14:val="none"/>
+        </w:rPr>
+        <w:t>khu</w:t>
+      </w:r>
+      <w:proofErr w:type="spellEnd"/>
+      <w:r>
+        <w:rPr>
+          <w:rFonts w:ascii="Arial" w:eastAsia="Times New Roman" w:hAnsi="Arial" w:cs="Arial"/>
+          <w:kern w:val="0"/>
+          <w:sz w:val="24"/>
+          <w:szCs w:val="24"/>
+          <w14:ligatures w14:val="none"/>
+        </w:rPr>
+        <w:t xml:space="preserve"> </w:t>
+      </w:r>
+      <w:proofErr w:type="spellStart"/>
+      <w:r>
+        <w:rPr>
+          <w:rFonts w:ascii="Arial" w:eastAsia="Times New Roman" w:hAnsi="Arial" w:cs="Arial"/>
+          <w:kern w:val="0"/>
+          <w:sz w:val="24"/>
+          <w:szCs w:val="24"/>
+          <w14:ligatures w14:val="none"/>
+        </w:rPr>
+        <w:t>vực</w:t>
+      </w:r>
+      <w:proofErr w:type="spellEnd"/>
+      <w:r>
+        <w:rPr>
+          <w:rFonts w:ascii="Arial" w:eastAsia="Times New Roman" w:hAnsi="Arial" w:cs="Arial"/>
+          <w:kern w:val="0"/>
+          <w:sz w:val="24"/>
+          <w:szCs w:val="24"/>
+          <w14:ligatures w14:val="none"/>
+        </w:rPr>
+        <w:t xml:space="preserve">, </w:t>
+      </w:r>
+      <w:proofErr w:type="spellStart"/>
+      <w:r>
+        <w:rPr>
+          <w:rFonts w:ascii="Arial" w:eastAsia="Times New Roman" w:hAnsi="Arial" w:cs="Arial"/>
+          <w:kern w:val="0"/>
+          <w:sz w:val="24"/>
+          <w:szCs w:val="24"/>
+          <w14:ligatures w14:val="none"/>
+        </w:rPr>
+        <w:t>ví</w:t>
+      </w:r>
+      <w:proofErr w:type="spellEnd"/>
+      <w:r>
+        <w:rPr>
+          <w:rFonts w:ascii="Arial" w:eastAsia="Times New Roman" w:hAnsi="Arial" w:cs="Arial"/>
+          <w:kern w:val="0"/>
+          <w:sz w:val="24"/>
+          <w:szCs w:val="24"/>
+          <w14:ligatures w14:val="none"/>
+        </w:rPr>
+        <w:t xml:space="preserve"> </w:t>
+      </w:r>
+      <w:proofErr w:type="spellStart"/>
+      <w:r>
+        <w:rPr>
+          <w:rFonts w:ascii="Arial" w:eastAsia="Times New Roman" w:hAnsi="Arial" w:cs="Arial"/>
+          <w:kern w:val="0"/>
+          <w:sz w:val="24"/>
+          <w:szCs w:val="24"/>
+          <w14:ligatures w14:val="none"/>
+        </w:rPr>
+        <w:t>dụ</w:t>
+      </w:r>
+      <w:proofErr w:type="spellEnd"/>
+      <w:r>
+        <w:rPr>
+          <w:rFonts w:ascii="Arial" w:eastAsia="Times New Roman" w:hAnsi="Arial" w:cs="Arial"/>
+          <w:kern w:val="0"/>
+          <w:sz w:val="24"/>
+          <w:szCs w:val="24"/>
+          <w14:ligatures w14:val="none"/>
+        </w:rPr>
+        <w:t xml:space="preserve">: KV01 </w:t>
+      </w:r>
+      <w:proofErr w:type="spellStart"/>
+      <w:r>
+        <w:rPr>
+          <w:rFonts w:ascii="Arial" w:eastAsia="Times New Roman" w:hAnsi="Arial" w:cs="Arial"/>
+          <w:kern w:val="0"/>
+          <w:sz w:val="24"/>
+          <w:szCs w:val="24"/>
+          <w14:ligatures w14:val="none"/>
+        </w:rPr>
+        <w:t>luôn</w:t>
+      </w:r>
+      <w:proofErr w:type="spellEnd"/>
+      <w:r>
+        <w:rPr>
+          <w:rFonts w:ascii="Arial" w:eastAsia="Times New Roman" w:hAnsi="Arial" w:cs="Arial"/>
+          <w:kern w:val="0"/>
+          <w:sz w:val="24"/>
+          <w:szCs w:val="24"/>
+          <w14:ligatures w14:val="none"/>
+        </w:rPr>
+        <w:t xml:space="preserve"> </w:t>
+      </w:r>
+      <w:proofErr w:type="spellStart"/>
+      <w:r>
+        <w:rPr>
+          <w:rFonts w:ascii="Arial" w:eastAsia="Times New Roman" w:hAnsi="Arial" w:cs="Arial"/>
+          <w:kern w:val="0"/>
+          <w:sz w:val="24"/>
+          <w:szCs w:val="24"/>
+          <w14:ligatures w14:val="none"/>
+        </w:rPr>
+        <w:t>là</w:t>
+      </w:r>
+      <w:proofErr w:type="spellEnd"/>
+      <w:r>
+        <w:rPr>
+          <w:rFonts w:ascii="Arial" w:eastAsia="Times New Roman" w:hAnsi="Arial" w:cs="Arial"/>
+          <w:kern w:val="0"/>
+          <w:sz w:val="24"/>
+          <w:szCs w:val="24"/>
+          <w14:ligatures w14:val="none"/>
+        </w:rPr>
+        <w:t xml:space="preserve"> </w:t>
+      </w:r>
+      <w:proofErr w:type="spellStart"/>
+      <w:r>
+        <w:rPr>
+          <w:rFonts w:ascii="Arial" w:eastAsia="Times New Roman" w:hAnsi="Arial" w:cs="Arial"/>
+          <w:kern w:val="0"/>
+          <w:sz w:val="24"/>
+          <w:szCs w:val="24"/>
+          <w14:ligatures w14:val="none"/>
+        </w:rPr>
+        <w:t>Quận</w:t>
+      </w:r>
+      <w:proofErr w:type="spellEnd"/>
+      <w:r>
+        <w:rPr>
+          <w:rFonts w:ascii="Arial" w:eastAsia="Times New Roman" w:hAnsi="Arial" w:cs="Arial"/>
+          <w:kern w:val="0"/>
+          <w:sz w:val="24"/>
+          <w:szCs w:val="24"/>
+          <w14:ligatures w14:val="none"/>
+        </w:rPr>
+        <w:t xml:space="preserve"> 1).</w:t>
       </w:r>
     </w:p>
     <w:p>
@@ -1159,16 +2498,7 @@
           <w14:ligatures w14:val="none"/>
         </w:rPr>
       </w:pPr>
-      <w:r>
-        <w:rPr>
-          <w:rFonts w:ascii="Arial" w:eastAsia="Times New Roman" w:hAnsi="Arial" w:cs="Arial"/>
-          <w:kern w:val="0"/>
-          <w:sz w:val="24"/>
-          <w:szCs w:val="24"/>
-          <w14:ligatures w14:val="none"/>
-        </w:rPr>
-        <w:t xml:space="preserve">$\Rightarrow$ </w:t>
-      </w:r>
+      <w:proofErr w:type="spellStart"/>
       <w:r>
         <w:rPr>
           <w:rFonts w:ascii="Arial" w:eastAsia="Times New Roman" w:hAnsi="Arial" w:cs="Arial"/>
@@ -1179,38 +2509,176 @@
         </w:rPr>
         <w:t>TenKhuVuc</w:t>
       </w:r>
-      <w:r>
-        <w:rPr>
-          <w:rFonts w:ascii="Arial" w:eastAsia="Times New Roman" w:hAnsi="Arial" w:cs="Arial"/>
-          <w:kern w:val="0"/>
-          <w:sz w:val="24"/>
-          <w:szCs w:val="24"/>
-          <w14:ligatures w14:val="none"/>
-        </w:rPr>
-        <w:t xml:space="preserve"> bị </w:t>
-      </w:r>
-      <w:r>
-        <w:rPr>
-          <w:rFonts w:ascii="Arial" w:eastAsia="Times New Roman" w:hAnsi="Arial" w:cs="Arial"/>
-          <w:b/>
-          <w:bCs/>
-          <w:kern w:val="0"/>
-          <w:sz w:val="24"/>
-          <w:szCs w:val="24"/>
-          <w14:ligatures w14:val="none"/>
-        </w:rPr>
-        <w:t>phụ thuộc bắc cầu (Transitive Dependency)</w:t>
-      </w:r>
-      <w:r>
-        <w:rPr>
-          <w:rFonts w:ascii="Arial" w:eastAsia="Times New Roman" w:hAnsi="Arial" w:cs="Arial"/>
-          <w:kern w:val="0"/>
-          <w:sz w:val="24"/>
-          <w:szCs w:val="24"/>
-          <w14:ligatures w14:val="none"/>
-        </w:rPr>
-        <w:t xml:space="preserve"> vào </w:t>
-      </w:r>
+      <w:proofErr w:type="spellEnd"/>
+      <w:r>
+        <w:rPr>
+          <w:rFonts w:ascii="Arial" w:eastAsia="Times New Roman" w:hAnsi="Arial" w:cs="Arial"/>
+          <w:kern w:val="0"/>
+          <w:sz w:val="24"/>
+          <w:szCs w:val="24"/>
+          <w14:ligatures w14:val="none"/>
+        </w:rPr>
+        <w:t xml:space="preserve"> </w:t>
+      </w:r>
+      <w:proofErr w:type="spellStart"/>
+      <w:r>
+        <w:rPr>
+          <w:rFonts w:ascii="Arial" w:eastAsia="Times New Roman" w:hAnsi="Arial" w:cs="Arial"/>
+          <w:kern w:val="0"/>
+          <w:sz w:val="24"/>
+          <w:szCs w:val="24"/>
+          <w14:ligatures w14:val="none"/>
+        </w:rPr>
+        <w:t>bị</w:t>
+      </w:r>
+      <w:proofErr w:type="spellEnd"/>
+      <w:r>
+        <w:rPr>
+          <w:rFonts w:ascii="Arial" w:eastAsia="Times New Roman" w:hAnsi="Arial" w:cs="Arial"/>
+          <w:kern w:val="0"/>
+          <w:sz w:val="24"/>
+          <w:szCs w:val="24"/>
+          <w14:ligatures w14:val="none"/>
+        </w:rPr>
+        <w:t xml:space="preserve"> </w:t>
+      </w:r>
+      <w:proofErr w:type="spellStart"/>
+      <w:r>
+        <w:rPr>
+          <w:rFonts w:ascii="Arial" w:eastAsia="Times New Roman" w:hAnsi="Arial" w:cs="Arial"/>
+          <w:b/>
+          <w:bCs/>
+          <w:kern w:val="0"/>
+          <w:sz w:val="24"/>
+          <w:szCs w:val="24"/>
+          <w14:ligatures w14:val="none"/>
+        </w:rPr>
+        <w:t>phụ</w:t>
+      </w:r>
+      <w:proofErr w:type="spellEnd"/>
+      <w:r>
+        <w:rPr>
+          <w:rFonts w:ascii="Arial" w:eastAsia="Times New Roman" w:hAnsi="Arial" w:cs="Arial"/>
+          <w:b/>
+          <w:bCs/>
+          <w:kern w:val="0"/>
+          <w:sz w:val="24"/>
+          <w:szCs w:val="24"/>
+          <w14:ligatures w14:val="none"/>
+        </w:rPr>
+        <w:t xml:space="preserve"> </w:t>
+      </w:r>
+      <w:proofErr w:type="spellStart"/>
+      <w:r>
+        <w:rPr>
+          <w:rFonts w:ascii="Arial" w:eastAsia="Times New Roman" w:hAnsi="Arial" w:cs="Arial"/>
+          <w:b/>
+          <w:bCs/>
+          <w:kern w:val="0"/>
+          <w:sz w:val="24"/>
+          <w:szCs w:val="24"/>
+          <w14:ligatures w14:val="none"/>
+        </w:rPr>
+        <w:t>thuộc</w:t>
+      </w:r>
+      <w:proofErr w:type="spellEnd"/>
+      <w:r>
+        <w:rPr>
+          <w:rFonts w:ascii="Arial" w:eastAsia="Times New Roman" w:hAnsi="Arial" w:cs="Arial"/>
+          <w:b/>
+          <w:bCs/>
+          <w:kern w:val="0"/>
+          <w:sz w:val="24"/>
+          <w:szCs w:val="24"/>
+          <w14:ligatures w14:val="none"/>
+        </w:rPr>
+        <w:t xml:space="preserve"> </w:t>
+      </w:r>
+      <w:proofErr w:type="spellStart"/>
+      <w:r>
+        <w:rPr>
+          <w:rFonts w:ascii="Arial" w:eastAsia="Times New Roman" w:hAnsi="Arial" w:cs="Arial"/>
+          <w:b/>
+          <w:bCs/>
+          <w:kern w:val="0"/>
+          <w:sz w:val="24"/>
+          <w:szCs w:val="24"/>
+          <w14:ligatures w14:val="none"/>
+        </w:rPr>
+        <w:t>bắc</w:t>
+      </w:r>
+      <w:proofErr w:type="spellEnd"/>
+      <w:r>
+        <w:rPr>
+          <w:rFonts w:ascii="Arial" w:eastAsia="Times New Roman" w:hAnsi="Arial" w:cs="Arial"/>
+          <w:b/>
+          <w:bCs/>
+          <w:kern w:val="0"/>
+          <w:sz w:val="24"/>
+          <w:szCs w:val="24"/>
+          <w14:ligatures w14:val="none"/>
+        </w:rPr>
+        <w:t xml:space="preserve"> </w:t>
+      </w:r>
+      <w:proofErr w:type="spellStart"/>
+      <w:r>
+        <w:rPr>
+          <w:rFonts w:ascii="Arial" w:eastAsia="Times New Roman" w:hAnsi="Arial" w:cs="Arial"/>
+          <w:b/>
+          <w:bCs/>
+          <w:kern w:val="0"/>
+          <w:sz w:val="24"/>
+          <w:szCs w:val="24"/>
+          <w14:ligatures w14:val="none"/>
+        </w:rPr>
+        <w:t>cầu</w:t>
+      </w:r>
+      <w:proofErr w:type="spellEnd"/>
+      <w:r>
+        <w:rPr>
+          <w:rFonts w:ascii="Arial" w:eastAsia="Times New Roman" w:hAnsi="Arial" w:cs="Arial"/>
+          <w:b/>
+          <w:bCs/>
+          <w:kern w:val="0"/>
+          <w:sz w:val="24"/>
+          <w:szCs w:val="24"/>
+          <w14:ligatures w14:val="none"/>
+        </w:rPr>
+        <w:t xml:space="preserve"> (Transitive Dependency)</w:t>
+      </w:r>
+      <w:r>
+        <w:rPr>
+          <w:rFonts w:ascii="Arial" w:eastAsia="Times New Roman" w:hAnsi="Arial" w:cs="Arial"/>
+          <w:kern w:val="0"/>
+          <w:sz w:val="24"/>
+          <w:szCs w:val="24"/>
+          <w14:ligatures w14:val="none"/>
+        </w:rPr>
+        <w:t xml:space="preserve"> </w:t>
+      </w:r>
+      <w:proofErr w:type="spellStart"/>
+      <w:r>
+        <w:rPr>
+          <w:rFonts w:ascii="Arial" w:eastAsia="Times New Roman" w:hAnsi="Arial" w:cs="Arial"/>
+          <w:kern w:val="0"/>
+          <w:sz w:val="24"/>
+          <w:szCs w:val="24"/>
+          <w14:ligatures w14:val="none"/>
+        </w:rPr>
+        <w:t>vào</w:t>
+      </w:r>
+      <w:proofErr w:type="spellEnd"/>
+      <w:r>
+        <w:rPr>
+          <w:rFonts w:ascii="Arial" w:eastAsia="Times New Roman" w:hAnsi="Arial" w:cs="Arial"/>
+          <w:kern w:val="0"/>
+          <w:sz w:val="24"/>
+          <w:szCs w:val="24"/>
+          <w14:ligatures w14:val="none"/>
+        </w:rPr>
+        <w:t xml:space="preserve"> </w:t>
+      </w:r>
+      <w:proofErr w:type="spellStart"/>
       <w:r>
         <w:rPr>
           <w:rFonts w:ascii="Arial" w:eastAsia="Times New Roman" w:hAnsi="Arial" w:cs="Arial"/>
@@ -1221,16 +2689,40 @@
         </w:rPr>
         <w:t>MaCH</w:t>
       </w:r>
-      <w:r>
-        <w:rPr>
-          <w:rFonts w:ascii="Arial" w:eastAsia="Times New Roman" w:hAnsi="Arial" w:cs="Arial"/>
-          <w:kern w:val="0"/>
-          <w:sz w:val="24"/>
-          <w:szCs w:val="24"/>
-          <w14:ligatures w14:val="none"/>
-        </w:rPr>
-        <w:t xml:space="preserve"> thông qua </w:t>
-      </w:r>
+      <w:proofErr w:type="spellEnd"/>
+      <w:r>
+        <w:rPr>
+          <w:rFonts w:ascii="Arial" w:eastAsia="Times New Roman" w:hAnsi="Arial" w:cs="Arial"/>
+          <w:kern w:val="0"/>
+          <w:sz w:val="24"/>
+          <w:szCs w:val="24"/>
+          <w14:ligatures w14:val="none"/>
+        </w:rPr>
+        <w:t xml:space="preserve"> </w:t>
+      </w:r>
+      <w:proofErr w:type="spellStart"/>
+      <w:r>
+        <w:rPr>
+          <w:rFonts w:ascii="Arial" w:eastAsia="Times New Roman" w:hAnsi="Arial" w:cs="Arial"/>
+          <w:kern w:val="0"/>
+          <w:sz w:val="24"/>
+          <w:szCs w:val="24"/>
+          <w14:ligatures w14:val="none"/>
+        </w:rPr>
+        <w:t>thông</w:t>
+      </w:r>
+      <w:proofErr w:type="spellEnd"/>
+      <w:r>
+        <w:rPr>
+          <w:rFonts w:ascii="Arial" w:eastAsia="Times New Roman" w:hAnsi="Arial" w:cs="Arial"/>
+          <w:kern w:val="0"/>
+          <w:sz w:val="24"/>
+          <w:szCs w:val="24"/>
+          <w14:ligatures w14:val="none"/>
+        </w:rPr>
+        <w:t xml:space="preserve"> qua </w:t>
+      </w:r>
+      <w:proofErr w:type="spellStart"/>
       <w:r>
         <w:rPr>
           <w:rFonts w:ascii="Arial" w:eastAsia="Times New Roman" w:hAnsi="Arial" w:cs="Arial"/>
@@ -1241,6 +2733,7 @@
         </w:rPr>
         <w:t>MaKhuVuc</w:t>
       </w:r>
+      <w:proofErr w:type="spellEnd"/>
       <w:r>
         <w:rPr>
           <w:rFonts w:ascii="Arial" w:eastAsia="Times New Roman" w:hAnsi="Arial" w:cs="Arial"/>
@@ -1251,6 +2744,7 @@
         </w:rPr>
         <w:t xml:space="preserve"> (</w:t>
       </w:r>
+      <w:proofErr w:type="spellStart"/>
       <w:r>
         <w:rPr>
           <w:rFonts w:ascii="Arial" w:eastAsia="Times New Roman" w:hAnsi="Arial" w:cs="Arial"/>
@@ -1261,15 +2755,302 @@
         </w:rPr>
         <w:t>MaKhuVuc</w:t>
       </w:r>
-      <w:r>
-        <w:rPr>
-          <w:rFonts w:ascii="Arial" w:eastAsia="Times New Roman" w:hAnsi="Arial" w:cs="Arial"/>
-          <w:kern w:val="0"/>
-          <w:sz w:val="24"/>
-          <w:szCs w:val="24"/>
-          <w14:ligatures w14:val="none"/>
-        </w:rPr>
-        <w:t xml:space="preserve"> không phải là Khóa chính của bảng này). Điều này vi phạm quy tắc 3NF: </w:t>
+      <w:proofErr w:type="spellEnd"/>
+      <w:r>
+        <w:rPr>
+          <w:rFonts w:ascii="Arial" w:eastAsia="Times New Roman" w:hAnsi="Arial" w:cs="Arial"/>
+          <w:kern w:val="0"/>
+          <w:sz w:val="24"/>
+          <w:szCs w:val="24"/>
+          <w14:ligatures w14:val="none"/>
+        </w:rPr>
+        <w:t xml:space="preserve"> </w:t>
+      </w:r>
+      <w:proofErr w:type="spellStart"/>
+      <w:r>
+        <w:rPr>
+          <w:rFonts w:ascii="Arial" w:eastAsia="Times New Roman" w:hAnsi="Arial" w:cs="Arial"/>
+          <w:kern w:val="0"/>
+          <w:sz w:val="24"/>
+          <w:szCs w:val="24"/>
+          <w14:ligatures w14:val="none"/>
+        </w:rPr>
+        <w:t>không</w:t>
+      </w:r>
+      <w:proofErr w:type="spellEnd"/>
+      <w:r>
+        <w:rPr>
+          <w:rFonts w:ascii="Arial" w:eastAsia="Times New Roman" w:hAnsi="Arial" w:cs="Arial"/>
+          <w:kern w:val="0"/>
+          <w:sz w:val="24"/>
+          <w:szCs w:val="24"/>
+          <w14:ligatures w14:val="none"/>
+        </w:rPr>
+        <w:t xml:space="preserve"> </w:t>
+      </w:r>
+      <w:proofErr w:type="spellStart"/>
+      <w:r>
+        <w:rPr>
+          <w:rFonts w:ascii="Arial" w:eastAsia="Times New Roman" w:hAnsi="Arial" w:cs="Arial"/>
+          <w:kern w:val="0"/>
+          <w:sz w:val="24"/>
+          <w:szCs w:val="24"/>
+          <w14:ligatures w14:val="none"/>
+        </w:rPr>
+        <w:t>phải</w:t>
+      </w:r>
+      <w:proofErr w:type="spellEnd"/>
+      <w:r>
+        <w:rPr>
+          <w:rFonts w:ascii="Arial" w:eastAsia="Times New Roman" w:hAnsi="Arial" w:cs="Arial"/>
+          <w:kern w:val="0"/>
+          <w:sz w:val="24"/>
+          <w:szCs w:val="24"/>
+          <w14:ligatures w14:val="none"/>
+        </w:rPr>
+        <w:t xml:space="preserve"> </w:t>
+      </w:r>
+      <w:proofErr w:type="spellStart"/>
+      <w:r>
+        <w:rPr>
+          <w:rFonts w:ascii="Arial" w:eastAsia="Times New Roman" w:hAnsi="Arial" w:cs="Arial"/>
+          <w:kern w:val="0"/>
+          <w:sz w:val="24"/>
+          <w:szCs w:val="24"/>
+          <w14:ligatures w14:val="none"/>
+        </w:rPr>
+        <w:t>là</w:t>
+      </w:r>
+      <w:proofErr w:type="spellEnd"/>
+      <w:r>
+        <w:rPr>
+          <w:rFonts w:ascii="Arial" w:eastAsia="Times New Roman" w:hAnsi="Arial" w:cs="Arial"/>
+          <w:kern w:val="0"/>
+          <w:sz w:val="24"/>
+          <w:szCs w:val="24"/>
+          <w14:ligatures w14:val="none"/>
+        </w:rPr>
+        <w:t xml:space="preserve"> </w:t>
+      </w:r>
+      <w:proofErr w:type="spellStart"/>
+      <w:r>
+        <w:rPr>
+          <w:rFonts w:ascii="Arial" w:eastAsia="Times New Roman" w:hAnsi="Arial" w:cs="Arial"/>
+          <w:kern w:val="0"/>
+          <w:sz w:val="24"/>
+          <w:szCs w:val="24"/>
+          <w14:ligatures w14:val="none"/>
+        </w:rPr>
+        <w:t>Khóa</w:t>
+      </w:r>
+      <w:proofErr w:type="spellEnd"/>
+      <w:r>
+        <w:rPr>
+          <w:rFonts w:ascii="Arial" w:eastAsia="Times New Roman" w:hAnsi="Arial" w:cs="Arial"/>
+          <w:kern w:val="0"/>
+          <w:sz w:val="24"/>
+          <w:szCs w:val="24"/>
+          <w14:ligatures w14:val="none"/>
+        </w:rPr>
+        <w:t xml:space="preserve"> </w:t>
+      </w:r>
+      <w:proofErr w:type="spellStart"/>
+      <w:r>
+        <w:rPr>
+          <w:rFonts w:ascii="Arial" w:eastAsia="Times New Roman" w:hAnsi="Arial" w:cs="Arial"/>
+          <w:kern w:val="0"/>
+          <w:sz w:val="24"/>
+          <w:szCs w:val="24"/>
+          <w14:ligatures w14:val="none"/>
+        </w:rPr>
+        <w:t>chính</w:t>
+      </w:r>
+      <w:proofErr w:type="spellEnd"/>
+      <w:r>
+        <w:rPr>
+          <w:rFonts w:ascii="Arial" w:eastAsia="Times New Roman" w:hAnsi="Arial" w:cs="Arial"/>
+          <w:kern w:val="0"/>
+          <w:sz w:val="24"/>
+          <w:szCs w:val="24"/>
+          <w14:ligatures w14:val="none"/>
+        </w:rPr>
+        <w:t xml:space="preserve"> </w:t>
+      </w:r>
+      <w:proofErr w:type="spellStart"/>
+      <w:r>
+        <w:rPr>
+          <w:rFonts w:ascii="Arial" w:eastAsia="Times New Roman" w:hAnsi="Arial" w:cs="Arial"/>
+          <w:kern w:val="0"/>
+          <w:sz w:val="24"/>
+          <w:szCs w:val="24"/>
+          <w14:ligatures w14:val="none"/>
+        </w:rPr>
+        <w:t>của</w:t>
+      </w:r>
+      <w:proofErr w:type="spellEnd"/>
+      <w:r>
+        <w:rPr>
+          <w:rFonts w:ascii="Arial" w:eastAsia="Times New Roman" w:hAnsi="Arial" w:cs="Arial"/>
+          <w:kern w:val="0"/>
+          <w:sz w:val="24"/>
+          <w:szCs w:val="24"/>
+          <w14:ligatures w14:val="none"/>
+        </w:rPr>
+        <w:t xml:space="preserve"> </w:t>
+      </w:r>
+      <w:proofErr w:type="spellStart"/>
+      <w:r>
+        <w:rPr>
+          <w:rFonts w:ascii="Arial" w:eastAsia="Times New Roman" w:hAnsi="Arial" w:cs="Arial"/>
+          <w:kern w:val="0"/>
+          <w:sz w:val="24"/>
+          <w:szCs w:val="24"/>
+          <w14:ligatures w14:val="none"/>
+        </w:rPr>
+        <w:t>bảng</w:t>
+      </w:r>
+      <w:proofErr w:type="spellEnd"/>
+      <w:r>
+        <w:rPr>
+          <w:rFonts w:ascii="Arial" w:eastAsia="Times New Roman" w:hAnsi="Arial" w:cs="Arial"/>
+          <w:kern w:val="0"/>
+          <w:sz w:val="24"/>
+          <w:szCs w:val="24"/>
+          <w14:ligatures w14:val="none"/>
+        </w:rPr>
+        <w:t xml:space="preserve"> </w:t>
+      </w:r>
+      <w:proofErr w:type="spellStart"/>
+      <w:r>
+        <w:rPr>
+          <w:rFonts w:ascii="Arial" w:eastAsia="Times New Roman" w:hAnsi="Arial" w:cs="Arial"/>
+          <w:kern w:val="0"/>
+          <w:sz w:val="24"/>
+          <w:szCs w:val="24"/>
+          <w14:ligatures w14:val="none"/>
+        </w:rPr>
+        <w:t>này</w:t>
+      </w:r>
+      <w:proofErr w:type="spellEnd"/>
+      <w:r>
+        <w:rPr>
+          <w:rFonts w:ascii="Arial" w:eastAsia="Times New Roman" w:hAnsi="Arial" w:cs="Arial"/>
+          <w:kern w:val="0"/>
+          <w:sz w:val="24"/>
+          <w:szCs w:val="24"/>
+          <w14:ligatures w14:val="none"/>
+        </w:rPr>
+        <w:t xml:space="preserve">). </w:t>
+      </w:r>
+      <w:proofErr w:type="spellStart"/>
+      <w:r>
+        <w:rPr>
+          <w:rFonts w:ascii="Arial" w:eastAsia="Times New Roman" w:hAnsi="Arial" w:cs="Arial"/>
+          <w:kern w:val="0"/>
+          <w:sz w:val="24"/>
+          <w:szCs w:val="24"/>
+          <w14:ligatures w14:val="none"/>
+        </w:rPr>
+        <w:t>Điều</w:t>
+      </w:r>
+      <w:proofErr w:type="spellEnd"/>
+      <w:r>
+        <w:rPr>
+          <w:rFonts w:ascii="Arial" w:eastAsia="Times New Roman" w:hAnsi="Arial" w:cs="Arial"/>
+          <w:kern w:val="0"/>
+          <w:sz w:val="24"/>
+          <w:szCs w:val="24"/>
+          <w14:ligatures w14:val="none"/>
+        </w:rPr>
+        <w:t xml:space="preserve"> </w:t>
+      </w:r>
+      <w:proofErr w:type="spellStart"/>
+      <w:r>
+        <w:rPr>
+          <w:rFonts w:ascii="Arial" w:eastAsia="Times New Roman" w:hAnsi="Arial" w:cs="Arial"/>
+          <w:kern w:val="0"/>
+          <w:sz w:val="24"/>
+          <w:szCs w:val="24"/>
+          <w14:ligatures w14:val="none"/>
+        </w:rPr>
+        <w:t>này</w:t>
+      </w:r>
+      <w:proofErr w:type="spellEnd"/>
+      <w:r>
+        <w:rPr>
+          <w:rFonts w:ascii="Arial" w:eastAsia="Times New Roman" w:hAnsi="Arial" w:cs="Arial"/>
+          <w:kern w:val="0"/>
+          <w:sz w:val="24"/>
+          <w:szCs w:val="24"/>
+          <w14:ligatures w14:val="none"/>
+        </w:rPr>
+        <w:t xml:space="preserve"> vi </w:t>
+      </w:r>
+      <w:proofErr w:type="spellStart"/>
+      <w:r>
+        <w:rPr>
+          <w:rFonts w:ascii="Arial" w:eastAsia="Times New Roman" w:hAnsi="Arial" w:cs="Arial"/>
+          <w:kern w:val="0"/>
+          <w:sz w:val="24"/>
+          <w:szCs w:val="24"/>
+          <w14:ligatures w14:val="none"/>
+        </w:rPr>
+        <w:t>phạm</w:t>
+      </w:r>
+      <w:proofErr w:type="spellEnd"/>
+      <w:r>
+        <w:rPr>
+          <w:rFonts w:ascii="Arial" w:eastAsia="Times New Roman" w:hAnsi="Arial" w:cs="Arial"/>
+          <w:kern w:val="0"/>
+          <w:sz w:val="24"/>
+          <w:szCs w:val="24"/>
+          <w14:ligatures w14:val="none"/>
+        </w:rPr>
+        <w:t xml:space="preserve"> </w:t>
+      </w:r>
+      <w:proofErr w:type="spellStart"/>
+      <w:r>
+        <w:rPr>
+          <w:rFonts w:ascii="Arial" w:eastAsia="Times New Roman" w:hAnsi="Arial" w:cs="Arial"/>
+          <w:kern w:val="0"/>
+          <w:sz w:val="24"/>
+          <w:szCs w:val="24"/>
+          <w14:ligatures w14:val="none"/>
+        </w:rPr>
+        <w:t>quy</w:t>
+      </w:r>
+      <w:proofErr w:type="spellEnd"/>
+      <w:r>
+        <w:rPr>
+          <w:rFonts w:ascii="Arial" w:eastAsia="Times New Roman" w:hAnsi="Arial" w:cs="Arial"/>
+          <w:kern w:val="0"/>
+          <w:sz w:val="24"/>
+          <w:szCs w:val="24"/>
+          <w14:ligatures w14:val="none"/>
+        </w:rPr>
+        <w:t xml:space="preserve"> </w:t>
+      </w:r>
+      <w:proofErr w:type="spellStart"/>
+      <w:r>
+        <w:rPr>
+          <w:rFonts w:ascii="Arial" w:eastAsia="Times New Roman" w:hAnsi="Arial" w:cs="Arial"/>
+          <w:kern w:val="0"/>
+          <w:sz w:val="24"/>
+          <w:szCs w:val="24"/>
+          <w14:ligatures w14:val="none"/>
+        </w:rPr>
+        <w:t>tắc</w:t>
+      </w:r>
+      <w:proofErr w:type="spellEnd"/>
+      <w:r>
+        <w:rPr>
+          <w:rFonts w:ascii="Arial" w:eastAsia="Times New Roman" w:hAnsi="Arial" w:cs="Arial"/>
+          <w:kern w:val="0"/>
+          <w:sz w:val="24"/>
+          <w:szCs w:val="24"/>
+          <w14:ligatures w14:val="none"/>
+        </w:rPr>
+        <w:t xml:space="preserve"> 3NF: </w:t>
       </w:r>
       <w:r>
         <w:rPr>
@@ -1281,7 +3062,345 @@
           <w:szCs w:val="24"/>
           <w14:ligatures w14:val="none"/>
         </w:rPr>
-        <w:t>"Mọi thuộc tính không khóa phải phụ thuộc trực tiếp vào Khóa chính"</w:t>
+        <w:t>"</w:t>
+      </w:r>
+      <w:proofErr w:type="spellStart"/>
+      <w:r>
+        <w:rPr>
+          <w:rFonts w:ascii="Arial" w:eastAsia="Times New Roman" w:hAnsi="Arial" w:cs="Arial"/>
+          <w:i/>
+          <w:iCs/>
+          <w:kern w:val="0"/>
+          <w:sz w:val="24"/>
+          <w:szCs w:val="24"/>
+          <w14:ligatures w14:val="none"/>
+        </w:rPr>
+        <w:t>Mọi</w:t>
+      </w:r>
+      <w:proofErr w:type="spellEnd"/>
+      <w:r>
+        <w:rPr>
+          <w:rFonts w:ascii="Arial" w:eastAsia="Times New Roman" w:hAnsi="Arial" w:cs="Arial"/>
+          <w:i/>
+          <w:iCs/>
+          <w:kern w:val="0"/>
+          <w:sz w:val="24"/>
+          <w:szCs w:val="24"/>
+          <w14:ligatures w14:val="none"/>
+        </w:rPr>
+        <w:t xml:space="preserve"> </w:t>
+      </w:r>
+      <w:proofErr w:type="spellStart"/>
+      <w:r>
+        <w:rPr>
+          <w:rFonts w:ascii="Arial" w:eastAsia="Times New Roman" w:hAnsi="Arial" w:cs="Arial"/>
+          <w:i/>
+          <w:iCs/>
+          <w:kern w:val="0"/>
+          <w:sz w:val="24"/>
+          <w:szCs w:val="24"/>
+          <w14:ligatures w14:val="none"/>
+        </w:rPr>
+        <w:t>thuộc</w:t>
+      </w:r>
+      <w:proofErr w:type="spellEnd"/>
+      <w:r>
+        <w:rPr>
+          <w:rFonts w:ascii="Arial" w:eastAsia="Times New Roman" w:hAnsi="Arial" w:cs="Arial"/>
+          <w:i/>
+          <w:iCs/>
+          <w:kern w:val="0"/>
+          <w:sz w:val="24"/>
+          <w:szCs w:val="24"/>
+          <w14:ligatures w14:val="none"/>
+        </w:rPr>
+        <w:t xml:space="preserve"> </w:t>
+      </w:r>
+      <w:proofErr w:type="spellStart"/>
+      <w:r>
+        <w:rPr>
+          <w:rFonts w:ascii="Arial" w:eastAsia="Times New Roman" w:hAnsi="Arial" w:cs="Arial"/>
+          <w:i/>
+          <w:iCs/>
+          <w:kern w:val="0"/>
+          <w:sz w:val="24"/>
+          <w:szCs w:val="24"/>
+          <w14:ligatures w14:val="none"/>
+        </w:rPr>
+        <w:t>tính</w:t>
+      </w:r>
+      <w:proofErr w:type="spellEnd"/>
+      <w:r>
+        <w:rPr>
+          <w:rFonts w:ascii="Arial" w:eastAsia="Times New Roman" w:hAnsi="Arial" w:cs="Arial"/>
+          <w:i/>
+          <w:iCs/>
+          <w:kern w:val="0"/>
+          <w:sz w:val="24"/>
+          <w:szCs w:val="24"/>
+          <w14:ligatures w14:val="none"/>
+        </w:rPr>
+        <w:t xml:space="preserve"> </w:t>
+      </w:r>
+      <w:proofErr w:type="spellStart"/>
+      <w:r>
+        <w:rPr>
+          <w:rFonts w:ascii="Arial" w:eastAsia="Times New Roman" w:hAnsi="Arial" w:cs="Arial"/>
+          <w:i/>
+          <w:iCs/>
+          <w:kern w:val="0"/>
+          <w:sz w:val="24"/>
+          <w:szCs w:val="24"/>
+          <w14:ligatures w14:val="none"/>
+        </w:rPr>
+        <w:t>không</w:t>
+      </w:r>
+      <w:proofErr w:type="spellEnd"/>
+      <w:r>
+        <w:rPr>
+          <w:rFonts w:ascii="Arial" w:eastAsia="Times New Roman" w:hAnsi="Arial" w:cs="Arial"/>
+          <w:i/>
+          <w:iCs/>
+          <w:kern w:val="0"/>
+          <w:sz w:val="24"/>
+          <w:szCs w:val="24"/>
+          <w14:ligatures w14:val="none"/>
+        </w:rPr>
+        <w:t xml:space="preserve"> </w:t>
+      </w:r>
+      <w:proofErr w:type="spellStart"/>
+      <w:r>
+        <w:rPr>
+          <w:rFonts w:ascii="Arial" w:eastAsia="Times New Roman" w:hAnsi="Arial" w:cs="Arial"/>
+          <w:i/>
+          <w:iCs/>
+          <w:kern w:val="0"/>
+          <w:sz w:val="24"/>
+          <w:szCs w:val="24"/>
+          <w14:ligatures w14:val="none"/>
+        </w:rPr>
+        <w:t>khóa</w:t>
+      </w:r>
+      <w:proofErr w:type="spellEnd"/>
+      <w:r>
+        <w:rPr>
+          <w:rFonts w:ascii="Arial" w:eastAsia="Times New Roman" w:hAnsi="Arial" w:cs="Arial"/>
+          <w:i/>
+          <w:iCs/>
+          <w:kern w:val="0"/>
+          <w:sz w:val="24"/>
+          <w:szCs w:val="24"/>
+          <w14:ligatures w14:val="none"/>
+        </w:rPr>
+        <w:t xml:space="preserve"> </w:t>
+      </w:r>
+      <w:proofErr w:type="spellStart"/>
+      <w:r>
+        <w:rPr>
+          <w:rFonts w:ascii="Arial" w:eastAsia="Times New Roman" w:hAnsi="Arial" w:cs="Arial"/>
+          <w:i/>
+          <w:iCs/>
+          <w:kern w:val="0"/>
+          <w:sz w:val="24"/>
+          <w:szCs w:val="24"/>
+          <w14:ligatures w14:val="none"/>
+        </w:rPr>
+        <w:t>phải</w:t>
+      </w:r>
+      <w:proofErr w:type="spellEnd"/>
+      <w:r>
+        <w:rPr>
+          <w:rFonts w:ascii="Arial" w:eastAsia="Times New Roman" w:hAnsi="Arial" w:cs="Arial"/>
+          <w:i/>
+          <w:iCs/>
+          <w:kern w:val="0"/>
+          <w:sz w:val="24"/>
+          <w:szCs w:val="24"/>
+          <w14:ligatures w14:val="none"/>
+        </w:rPr>
+        <w:t xml:space="preserve"> </w:t>
+      </w:r>
+      <w:proofErr w:type="spellStart"/>
+      <w:r>
+        <w:rPr>
+          <w:rFonts w:ascii="Arial" w:eastAsia="Times New Roman" w:hAnsi="Arial" w:cs="Arial"/>
+          <w:i/>
+          <w:iCs/>
+          <w:kern w:val="0"/>
+          <w:sz w:val="24"/>
+          <w:szCs w:val="24"/>
+          <w14:ligatures w14:val="none"/>
+        </w:rPr>
+        <w:t>phụ</w:t>
+      </w:r>
+      <w:proofErr w:type="spellEnd"/>
+      <w:r>
+        <w:rPr>
+          <w:rFonts w:ascii="Arial" w:eastAsia="Times New Roman" w:hAnsi="Arial" w:cs="Arial"/>
+          <w:i/>
+          <w:iCs/>
+          <w:kern w:val="0"/>
+          <w:sz w:val="24"/>
+          <w:szCs w:val="24"/>
+          <w14:ligatures w14:val="none"/>
+        </w:rPr>
+        <w:t xml:space="preserve"> </w:t>
+      </w:r>
+      <w:proofErr w:type="spellStart"/>
+      <w:r>
+        <w:rPr>
+          <w:rFonts w:ascii="Arial" w:eastAsia="Times New Roman" w:hAnsi="Arial" w:cs="Arial"/>
+          <w:i/>
+          <w:iCs/>
+          <w:kern w:val="0"/>
+          <w:sz w:val="24"/>
+          <w:szCs w:val="24"/>
+          <w14:ligatures w14:val="none"/>
+        </w:rPr>
+        <w:t>thuộc</w:t>
+      </w:r>
+      <w:proofErr w:type="spellEnd"/>
+      <w:r>
+        <w:rPr>
+          <w:rFonts w:ascii="Arial" w:eastAsia="Times New Roman" w:hAnsi="Arial" w:cs="Arial"/>
+          <w:i/>
+          <w:iCs/>
+          <w:kern w:val="0"/>
+          <w:sz w:val="24"/>
+          <w:szCs w:val="24"/>
+          <w14:ligatures w14:val="none"/>
+        </w:rPr>
+        <w:t xml:space="preserve"> </w:t>
+      </w:r>
+      <w:proofErr w:type="spellStart"/>
+      <w:r>
+        <w:rPr>
+          <w:rFonts w:ascii="Arial" w:eastAsia="Times New Roman" w:hAnsi="Arial" w:cs="Arial"/>
+          <w:i/>
+          <w:iCs/>
+          <w:kern w:val="0"/>
+          <w:sz w:val="24"/>
+          <w:szCs w:val="24"/>
+          <w14:ligatures w14:val="none"/>
+        </w:rPr>
+        <w:t>trực</w:t>
+      </w:r>
+      <w:proofErr w:type="spellEnd"/>
+      <w:r>
+        <w:rPr>
+          <w:rFonts w:ascii="Arial" w:eastAsia="Times New Roman" w:hAnsi="Arial" w:cs="Arial"/>
+          <w:i/>
+          <w:iCs/>
+          <w:kern w:val="0"/>
+          <w:sz w:val="24"/>
+          <w:szCs w:val="24"/>
+          <w14:ligatures w14:val="none"/>
+        </w:rPr>
+        <w:t xml:space="preserve"> </w:t>
+      </w:r>
+      <w:proofErr w:type="spellStart"/>
+      <w:r>
+        <w:rPr>
+          <w:rFonts w:ascii="Arial" w:eastAsia="Times New Roman" w:hAnsi="Arial" w:cs="Arial"/>
+          <w:i/>
+          <w:iCs/>
+          <w:kern w:val="0"/>
+          <w:sz w:val="24"/>
+          <w:szCs w:val="24"/>
+          <w14:ligatures w14:val="none"/>
+        </w:rPr>
+        <w:t>tiếp</w:t>
+      </w:r>
+      <w:proofErr w:type="spellEnd"/>
+      <w:r>
+        <w:rPr>
+          <w:rFonts w:ascii="Arial" w:eastAsia="Times New Roman" w:hAnsi="Arial" w:cs="Arial"/>
+          <w:i/>
+          <w:iCs/>
+          <w:kern w:val="0"/>
+          <w:sz w:val="24"/>
+          <w:szCs w:val="24"/>
+          <w14:ligatures w14:val="none"/>
+        </w:rPr>
+        <w:t xml:space="preserve"> </w:t>
+      </w:r>
+      <w:proofErr w:type="spellStart"/>
+      <w:r>
+        <w:rPr>
+          <w:rFonts w:ascii="Arial" w:eastAsia="Times New Roman" w:hAnsi="Arial" w:cs="Arial"/>
+          <w:i/>
+          <w:iCs/>
+          <w:kern w:val="0"/>
+          <w:sz w:val="24"/>
+          <w:szCs w:val="24"/>
+          <w14:ligatures w14:val="none"/>
+        </w:rPr>
+        <w:t>vào</w:t>
+      </w:r>
+      <w:proofErr w:type="spellEnd"/>
+      <w:r>
+        <w:rPr>
+          <w:rFonts w:ascii="Arial" w:eastAsia="Times New Roman" w:hAnsi="Arial" w:cs="Arial"/>
+          <w:i/>
+          <w:iCs/>
+          <w:kern w:val="0"/>
+          <w:sz w:val="24"/>
+          <w:szCs w:val="24"/>
+          <w14:ligatures w14:val="none"/>
+        </w:rPr>
+        <w:t xml:space="preserve"> </w:t>
+      </w:r>
+      <w:proofErr w:type="spellStart"/>
+      <w:r>
+        <w:rPr>
+          <w:rFonts w:ascii="Arial" w:eastAsia="Times New Roman" w:hAnsi="Arial" w:cs="Arial"/>
+          <w:i/>
+          <w:iCs/>
+          <w:kern w:val="0"/>
+          <w:sz w:val="24"/>
+          <w:szCs w:val="24"/>
+          <w14:ligatures w14:val="none"/>
+        </w:rPr>
+        <w:t>Khóa</w:t>
+      </w:r>
+      <w:proofErr w:type="spellEnd"/>
+      <w:r>
+        <w:rPr>
+          <w:rFonts w:ascii="Arial" w:eastAsia="Times New Roman" w:hAnsi="Arial" w:cs="Arial"/>
+          <w:i/>
+          <w:iCs/>
+          <w:kern w:val="0"/>
+          <w:sz w:val="24"/>
+          <w:szCs w:val="24"/>
+          <w14:ligatures w14:val="none"/>
+        </w:rPr>
+        <w:t xml:space="preserve"> </w:t>
+      </w:r>
+      <w:proofErr w:type="spellStart"/>
+      <w:r>
+        <w:rPr>
+          <w:rFonts w:ascii="Arial" w:eastAsia="Times New Roman" w:hAnsi="Arial" w:cs="Arial"/>
+          <w:i/>
+          <w:iCs/>
+          <w:kern w:val="0"/>
+          <w:sz w:val="24"/>
+          <w:szCs w:val="24"/>
+          <w14:ligatures w14:val="none"/>
+        </w:rPr>
+        <w:t>chính</w:t>
+      </w:r>
+      <w:proofErr w:type="spellEnd"/>
+      <w:r>
+        <w:rPr>
+          <w:rFonts w:ascii="Arial" w:eastAsia="Times New Roman" w:hAnsi="Arial" w:cs="Arial"/>
+          <w:i/>
+          <w:iCs/>
+          <w:kern w:val="0"/>
+          <w:sz w:val="24"/>
+          <w:szCs w:val="24"/>
+          <w14:ligatures w14:val="none"/>
+        </w:rPr>
+        <w:t>"</w:t>
       </w:r>
       <w:r>
         <w:rPr>
@@ -1319,7 +3438,241 @@
           <w14:ligatures w14:val="none"/>
         </w:rPr>
         <w:lastRenderedPageBreak/>
-        <w:t>2. Đề xuất phương án tách bảng để đạt chuẩn 3NF</w:t>
+        <w:t xml:space="preserve">2. </w:t>
+      </w:r>
+      <w:proofErr w:type="spellStart"/>
+      <w:r>
+        <w:rPr>
+          <w:rFonts w:ascii="Arial" w:eastAsia="Times New Roman" w:hAnsi="Arial" w:cs="Arial"/>
+          <w:b/>
+          <w:bCs/>
+          <w:kern w:val="0"/>
+          <w:sz w:val="24"/>
+          <w:szCs w:val="24"/>
+          <w14:ligatures w14:val="none"/>
+        </w:rPr>
+        <w:t>Đề</w:t>
+      </w:r>
+      <w:proofErr w:type="spellEnd"/>
+      <w:r>
+        <w:rPr>
+          <w:rFonts w:ascii="Arial" w:eastAsia="Times New Roman" w:hAnsi="Arial" w:cs="Arial"/>
+          <w:b/>
+          <w:bCs/>
+          <w:kern w:val="0"/>
+          <w:sz w:val="24"/>
+          <w:szCs w:val="24"/>
+          <w14:ligatures w14:val="none"/>
+        </w:rPr>
+        <w:t xml:space="preserve"> </w:t>
+      </w:r>
+      <w:proofErr w:type="spellStart"/>
+      <w:r>
+        <w:rPr>
+          <w:rFonts w:ascii="Arial" w:eastAsia="Times New Roman" w:hAnsi="Arial" w:cs="Arial"/>
+          <w:b/>
+          <w:bCs/>
+          <w:kern w:val="0"/>
+          <w:sz w:val="24"/>
+          <w:szCs w:val="24"/>
+          <w14:ligatures w14:val="none"/>
+        </w:rPr>
+        <w:t>xuất</w:t>
+      </w:r>
+      <w:proofErr w:type="spellEnd"/>
+      <w:r>
+        <w:rPr>
+          <w:rFonts w:ascii="Arial" w:eastAsia="Times New Roman" w:hAnsi="Arial" w:cs="Arial"/>
+          <w:b/>
+          <w:bCs/>
+          <w:kern w:val="0"/>
+          <w:sz w:val="24"/>
+          <w:szCs w:val="24"/>
+          <w14:ligatures w14:val="none"/>
+        </w:rPr>
+        <w:t xml:space="preserve"> </w:t>
+      </w:r>
+      <w:proofErr w:type="spellStart"/>
+      <w:r>
+        <w:rPr>
+          <w:rFonts w:ascii="Arial" w:eastAsia="Times New Roman" w:hAnsi="Arial" w:cs="Arial"/>
+          <w:b/>
+          <w:bCs/>
+          <w:kern w:val="0"/>
+          <w:sz w:val="24"/>
+          <w:szCs w:val="24"/>
+          <w14:ligatures w14:val="none"/>
+        </w:rPr>
+        <w:t>phương</w:t>
+      </w:r>
+      <w:proofErr w:type="spellEnd"/>
+      <w:r>
+        <w:rPr>
+          <w:rFonts w:ascii="Arial" w:eastAsia="Times New Roman" w:hAnsi="Arial" w:cs="Arial"/>
+          <w:b/>
+          <w:bCs/>
+          <w:kern w:val="0"/>
+          <w:sz w:val="24"/>
+          <w:szCs w:val="24"/>
+          <w14:ligatures w14:val="none"/>
+        </w:rPr>
+        <w:t xml:space="preserve"> </w:t>
+      </w:r>
+      <w:proofErr w:type="spellStart"/>
+      <w:r>
+        <w:rPr>
+          <w:rFonts w:ascii="Arial" w:eastAsia="Times New Roman" w:hAnsi="Arial" w:cs="Arial"/>
+          <w:b/>
+          <w:bCs/>
+          <w:kern w:val="0"/>
+          <w:sz w:val="24"/>
+          <w:szCs w:val="24"/>
+          <w14:ligatures w14:val="none"/>
+        </w:rPr>
+        <w:t>án</w:t>
+      </w:r>
+      <w:proofErr w:type="spellEnd"/>
+      <w:r>
+        <w:rPr>
+          <w:rFonts w:ascii="Arial" w:eastAsia="Times New Roman" w:hAnsi="Arial" w:cs="Arial"/>
+          <w:b/>
+          <w:bCs/>
+          <w:kern w:val="0"/>
+          <w:sz w:val="24"/>
+          <w:szCs w:val="24"/>
+          <w14:ligatures w14:val="none"/>
+        </w:rPr>
+        <w:t xml:space="preserve"> </w:t>
+      </w:r>
+      <w:proofErr w:type="spellStart"/>
+      <w:r>
+        <w:rPr>
+          <w:rFonts w:ascii="Arial" w:eastAsia="Times New Roman" w:hAnsi="Arial" w:cs="Arial"/>
+          <w:b/>
+          <w:bCs/>
+          <w:kern w:val="0"/>
+          <w:sz w:val="24"/>
+          <w:szCs w:val="24"/>
+          <w14:ligatures w14:val="none"/>
+        </w:rPr>
+        <w:t>tách</w:t>
+      </w:r>
+      <w:proofErr w:type="spellEnd"/>
+      <w:r>
+        <w:rPr>
+          <w:rFonts w:ascii="Arial" w:eastAsia="Times New Roman" w:hAnsi="Arial" w:cs="Arial"/>
+          <w:b/>
+          <w:bCs/>
+          <w:kern w:val="0"/>
+          <w:sz w:val="24"/>
+          <w:szCs w:val="24"/>
+          <w14:ligatures w14:val="none"/>
+        </w:rPr>
+        <w:t xml:space="preserve"> </w:t>
+      </w:r>
+      <w:proofErr w:type="spellStart"/>
+      <w:r>
+        <w:rPr>
+          <w:rFonts w:ascii="Arial" w:eastAsia="Times New Roman" w:hAnsi="Arial" w:cs="Arial"/>
+          <w:b/>
+          <w:bCs/>
+          <w:kern w:val="0"/>
+          <w:sz w:val="24"/>
+          <w:szCs w:val="24"/>
+          <w14:ligatures w14:val="none"/>
+        </w:rPr>
+        <w:t>bảng</w:t>
+      </w:r>
+      <w:proofErr w:type="spellEnd"/>
+      <w:r>
+        <w:rPr>
+          <w:rFonts w:ascii="Arial" w:eastAsia="Times New Roman" w:hAnsi="Arial" w:cs="Arial"/>
+          <w:b/>
+          <w:bCs/>
+          <w:kern w:val="0"/>
+          <w:sz w:val="24"/>
+          <w:szCs w:val="24"/>
+          <w14:ligatures w14:val="none"/>
+        </w:rPr>
+        <w:t xml:space="preserve"> </w:t>
+      </w:r>
+      <w:proofErr w:type="spellStart"/>
+      <w:r>
+        <w:rPr>
+          <w:rFonts w:ascii="Arial" w:eastAsia="Times New Roman" w:hAnsi="Arial" w:cs="Arial"/>
+          <w:b/>
+          <w:bCs/>
+          <w:kern w:val="0"/>
+          <w:sz w:val="24"/>
+          <w:szCs w:val="24"/>
+          <w14:ligatures w14:val="none"/>
+        </w:rPr>
+        <w:t>để</w:t>
+      </w:r>
+      <w:proofErr w:type="spellEnd"/>
+      <w:r>
+        <w:rPr>
+          <w:rFonts w:ascii="Arial" w:eastAsia="Times New Roman" w:hAnsi="Arial" w:cs="Arial"/>
+          <w:b/>
+          <w:bCs/>
+          <w:kern w:val="0"/>
+          <w:sz w:val="24"/>
+          <w:szCs w:val="24"/>
+          <w14:ligatures w14:val="none"/>
+        </w:rPr>
+        <w:t xml:space="preserve"> </w:t>
+      </w:r>
+      <w:proofErr w:type="spellStart"/>
+      <w:r>
+        <w:rPr>
+          <w:rFonts w:ascii="Arial" w:eastAsia="Times New Roman" w:hAnsi="Arial" w:cs="Arial"/>
+          <w:b/>
+          <w:bCs/>
+          <w:kern w:val="0"/>
+          <w:sz w:val="24"/>
+          <w:szCs w:val="24"/>
+          <w14:ligatures w14:val="none"/>
+        </w:rPr>
+        <w:t>đạt</w:t>
+      </w:r>
+      <w:proofErr w:type="spellEnd"/>
+      <w:r>
+        <w:rPr>
+          <w:rFonts w:ascii="Arial" w:eastAsia="Times New Roman" w:hAnsi="Arial" w:cs="Arial"/>
+          <w:b/>
+          <w:bCs/>
+          <w:kern w:val="0"/>
+          <w:sz w:val="24"/>
+          <w:szCs w:val="24"/>
+          <w14:ligatures w14:val="none"/>
+        </w:rPr>
+        <w:t xml:space="preserve"> </w:t>
+      </w:r>
+      <w:proofErr w:type="spellStart"/>
+      <w:r>
+        <w:rPr>
+          <w:rFonts w:ascii="Arial" w:eastAsia="Times New Roman" w:hAnsi="Arial" w:cs="Arial"/>
+          <w:b/>
+          <w:bCs/>
+          <w:kern w:val="0"/>
+          <w:sz w:val="24"/>
+          <w:szCs w:val="24"/>
+          <w14:ligatures w14:val="none"/>
+        </w:rPr>
+        <w:t>chuẩn</w:t>
+      </w:r>
+      <w:proofErr w:type="spellEnd"/>
+      <w:r>
+        <w:rPr>
+          <w:rFonts w:ascii="Arial" w:eastAsia="Times New Roman" w:hAnsi="Arial" w:cs="Arial"/>
+          <w:b/>
+          <w:bCs/>
+          <w:kern w:val="0"/>
+          <w:sz w:val="24"/>
+          <w:szCs w:val="24"/>
+          <w14:ligatures w14:val="none"/>
+        </w:rPr>
+        <w:t xml:space="preserve"> 3NF</w:t>
       </w:r>
     </w:p>
     <w:p>
@@ -1333,28 +3686,172 @@
           <w14:ligatures w14:val="none"/>
         </w:rPr>
       </w:pPr>
-      <w:r>
-        <w:rPr>
-          <w:rFonts w:ascii="Arial" w:eastAsia="Times New Roman" w:hAnsi="Arial" w:cs="Arial"/>
-          <w:kern w:val="0"/>
-          <w:sz w:val="24"/>
-          <w:szCs w:val="24"/>
-          <w14:ligatures w14:val="none"/>
-        </w:rPr>
-        <w:t xml:space="preserve">Tách bảng nháp thành </w:t>
-      </w:r>
-      <w:r>
-        <w:rPr>
-          <w:rFonts w:ascii="Arial" w:eastAsia="Times New Roman" w:hAnsi="Arial" w:cs="Arial"/>
-          <w:b/>
-          <w:bCs/>
-          <w:kern w:val="0"/>
-          <w:sz w:val="24"/>
-          <w:szCs w:val="24"/>
-          <w14:ligatures w14:val="none"/>
-        </w:rPr>
-        <w:t>2 bảng riêng biệt</w:t>
-      </w:r>
+      <w:proofErr w:type="spellStart"/>
+      <w:r>
+        <w:rPr>
+          <w:rFonts w:ascii="Arial" w:eastAsia="Times New Roman" w:hAnsi="Arial" w:cs="Arial"/>
+          <w:kern w:val="0"/>
+          <w:sz w:val="24"/>
+          <w:szCs w:val="24"/>
+          <w14:ligatures w14:val="none"/>
+        </w:rPr>
+        <w:t>Tách</w:t>
+      </w:r>
+      <w:proofErr w:type="spellEnd"/>
+      <w:r>
+        <w:rPr>
+          <w:rFonts w:ascii="Arial" w:eastAsia="Times New Roman" w:hAnsi="Arial" w:cs="Arial"/>
+          <w:kern w:val="0"/>
+          <w:sz w:val="24"/>
+          <w:szCs w:val="24"/>
+          <w14:ligatures w14:val="none"/>
+        </w:rPr>
+        <w:t xml:space="preserve"> </w:t>
+      </w:r>
+      <w:proofErr w:type="spellStart"/>
+      <w:r>
+        <w:rPr>
+          <w:rFonts w:ascii="Arial" w:eastAsia="Times New Roman" w:hAnsi="Arial" w:cs="Arial"/>
+          <w:kern w:val="0"/>
+          <w:sz w:val="24"/>
+          <w:szCs w:val="24"/>
+          <w14:ligatures w14:val="none"/>
+        </w:rPr>
+        <w:t>bảng</w:t>
+      </w:r>
+      <w:proofErr w:type="spellEnd"/>
+      <w:r>
+        <w:rPr>
+          <w:rFonts w:ascii="Arial" w:eastAsia="Times New Roman" w:hAnsi="Arial" w:cs="Arial"/>
+          <w:kern w:val="0"/>
+          <w:sz w:val="24"/>
+          <w:szCs w:val="24"/>
+          <w14:ligatures w14:val="none"/>
+        </w:rPr>
+        <w:t xml:space="preserve"> </w:t>
+      </w:r>
+      <w:proofErr w:type="spellStart"/>
+      <w:r>
+        <w:rPr>
+          <w:rFonts w:ascii="Arial" w:eastAsia="Times New Roman" w:hAnsi="Arial" w:cs="Arial"/>
+          <w:kern w:val="0"/>
+          <w:sz w:val="24"/>
+          <w:szCs w:val="24"/>
+          <w14:ligatures w14:val="none"/>
+        </w:rPr>
+        <w:t>nháp</w:t>
+      </w:r>
+      <w:proofErr w:type="spellEnd"/>
+      <w:r>
+        <w:rPr>
+          <w:rFonts w:ascii="Arial" w:eastAsia="Times New Roman" w:hAnsi="Arial" w:cs="Arial"/>
+          <w:kern w:val="0"/>
+          <w:sz w:val="24"/>
+          <w:szCs w:val="24"/>
+          <w14:ligatures w14:val="none"/>
+        </w:rPr>
+        <w:t xml:space="preserve"> </w:t>
+      </w:r>
+      <w:proofErr w:type="spellStart"/>
+      <w:r>
+        <w:rPr>
+          <w:rFonts w:ascii="Arial" w:eastAsia="Times New Roman" w:hAnsi="Arial" w:cs="Arial"/>
+          <w:kern w:val="0"/>
+          <w:sz w:val="24"/>
+          <w:szCs w:val="24"/>
+          <w14:ligatures w14:val="none"/>
+        </w:rPr>
+        <w:t>thành</w:t>
+      </w:r>
+      <w:proofErr w:type="spellEnd"/>
+      <w:r>
+        <w:rPr>
+          <w:rFonts w:ascii="Arial" w:eastAsia="Times New Roman" w:hAnsi="Arial" w:cs="Arial"/>
+          <w:kern w:val="0"/>
+          <w:sz w:val="24"/>
+          <w:szCs w:val="24"/>
+          <w14:ligatures w14:val="none"/>
+        </w:rPr>
+        <w:t xml:space="preserve"> </w:t>
+      </w:r>
+      <w:r>
+        <w:rPr>
+          <w:rFonts w:ascii="Arial" w:eastAsia="Times New Roman" w:hAnsi="Arial" w:cs="Arial"/>
+          <w:b/>
+          <w:bCs/>
+          <w:kern w:val="0"/>
+          <w:sz w:val="24"/>
+          <w:szCs w:val="24"/>
+          <w14:ligatures w14:val="none"/>
+        </w:rPr>
+        <w:t xml:space="preserve">2 </w:t>
+      </w:r>
+      <w:proofErr w:type="spellStart"/>
+      <w:r>
+        <w:rPr>
+          <w:rFonts w:ascii="Arial" w:eastAsia="Times New Roman" w:hAnsi="Arial" w:cs="Arial"/>
+          <w:b/>
+          <w:bCs/>
+          <w:kern w:val="0"/>
+          <w:sz w:val="24"/>
+          <w:szCs w:val="24"/>
+          <w14:ligatures w14:val="none"/>
+        </w:rPr>
+        <w:t>bảng</w:t>
+      </w:r>
+      <w:proofErr w:type="spellEnd"/>
+      <w:r>
+        <w:rPr>
+          <w:rFonts w:ascii="Arial" w:eastAsia="Times New Roman" w:hAnsi="Arial" w:cs="Arial"/>
+          <w:b/>
+          <w:bCs/>
+          <w:kern w:val="0"/>
+          <w:sz w:val="24"/>
+          <w:szCs w:val="24"/>
+          <w14:ligatures w14:val="none"/>
+        </w:rPr>
+        <w:t xml:space="preserve"> </w:t>
+      </w:r>
+      <w:proofErr w:type="spellStart"/>
+      <w:r>
+        <w:rPr>
+          <w:rFonts w:ascii="Arial" w:eastAsia="Times New Roman" w:hAnsi="Arial" w:cs="Arial"/>
+          <w:b/>
+          <w:bCs/>
+          <w:kern w:val="0"/>
+          <w:sz w:val="24"/>
+          <w:szCs w:val="24"/>
+          <w14:ligatures w14:val="none"/>
+        </w:rPr>
+        <w:t>riêng</w:t>
+      </w:r>
+      <w:proofErr w:type="spellEnd"/>
+      <w:r>
+        <w:rPr>
+          <w:rFonts w:ascii="Arial" w:eastAsia="Times New Roman" w:hAnsi="Arial" w:cs="Arial"/>
+          <w:b/>
+          <w:bCs/>
+          <w:kern w:val="0"/>
+          <w:sz w:val="24"/>
+          <w:szCs w:val="24"/>
+          <w14:ligatures w14:val="none"/>
+        </w:rPr>
+        <w:t xml:space="preserve"> </w:t>
+      </w:r>
+      <w:proofErr w:type="spellStart"/>
+      <w:r>
+        <w:rPr>
+          <w:rFonts w:ascii="Arial" w:eastAsia="Times New Roman" w:hAnsi="Arial" w:cs="Arial"/>
+          <w:b/>
+          <w:bCs/>
+          <w:kern w:val="0"/>
+          <w:sz w:val="24"/>
+          <w:szCs w:val="24"/>
+          <w14:ligatures w14:val="none"/>
+        </w:rPr>
+        <w:t>biệt</w:t>
+      </w:r>
+      <w:proofErr w:type="spellEnd"/>
       <w:r>
         <w:rPr>
           <w:rFonts w:ascii="Arial" w:eastAsia="Times New Roman" w:hAnsi="Arial" w:cs="Arial"/>
@@ -1381,17 +3878,31 @@
           <w14:ligatures w14:val="none"/>
         </w:rPr>
       </w:pPr>
-      <w:r>
-        <w:rPr>
-          <w:rFonts w:ascii="Arial" w:eastAsia="Times New Roman" w:hAnsi="Arial" w:cs="Arial"/>
-          <w:b/>
-          <w:bCs/>
-          <w:kern w:val="0"/>
-          <w:sz w:val="24"/>
-          <w:szCs w:val="24"/>
-          <w14:ligatures w14:val="none"/>
-        </w:rPr>
-        <w:t xml:space="preserve">Bảng </w:t>
+      <w:proofErr w:type="spellStart"/>
+      <w:r>
+        <w:rPr>
+          <w:rFonts w:ascii="Arial" w:eastAsia="Times New Roman" w:hAnsi="Arial" w:cs="Arial"/>
+          <w:b/>
+          <w:bCs/>
+          <w:kern w:val="0"/>
+          <w:sz w:val="24"/>
+          <w:szCs w:val="24"/>
+          <w14:ligatures w14:val="none"/>
+        </w:rPr>
+        <w:t>Bảng</w:t>
+      </w:r>
+      <w:proofErr w:type="spellEnd"/>
+      <w:r>
+        <w:rPr>
+          <w:rFonts w:ascii="Arial" w:eastAsia="Times New Roman" w:hAnsi="Arial" w:cs="Arial"/>
+          <w:b/>
+          <w:bCs/>
+          <w:kern w:val="0"/>
+          <w:sz w:val="24"/>
+          <w:szCs w:val="24"/>
+          <w14:ligatures w14:val="none"/>
+        </w:rPr>
+        <w:t xml:space="preserve"> </w:t>
       </w:r>
       <w:r>
         <w:rPr>
@@ -1415,7 +3926,59 @@
           <w:szCs w:val="24"/>
           <w14:ligatures w14:val="none"/>
         </w:rPr>
-        <w:t xml:space="preserve"> (Bảng mới):</w:t>
+        <w:t xml:space="preserve"> (</w:t>
+      </w:r>
+      <w:proofErr w:type="spellStart"/>
+      <w:r>
+        <w:rPr>
+          <w:rFonts w:ascii="Arial" w:eastAsia="Times New Roman" w:hAnsi="Arial" w:cs="Arial"/>
+          <w:b/>
+          <w:bCs/>
+          <w:kern w:val="0"/>
+          <w:sz w:val="24"/>
+          <w:szCs w:val="24"/>
+          <w14:ligatures w14:val="none"/>
+        </w:rPr>
+        <w:t>Bảng</w:t>
+      </w:r>
+      <w:proofErr w:type="spellEnd"/>
+      <w:r>
+        <w:rPr>
+          <w:rFonts w:ascii="Arial" w:eastAsia="Times New Roman" w:hAnsi="Arial" w:cs="Arial"/>
+          <w:b/>
+          <w:bCs/>
+          <w:kern w:val="0"/>
+          <w:sz w:val="24"/>
+          <w:szCs w:val="24"/>
+          <w14:ligatures w14:val="none"/>
+        </w:rPr>
+        <w:t xml:space="preserve"> </w:t>
+      </w:r>
+      <w:proofErr w:type="spellStart"/>
+      <w:r>
+        <w:rPr>
+          <w:rFonts w:ascii="Arial" w:eastAsia="Times New Roman" w:hAnsi="Arial" w:cs="Arial"/>
+          <w:b/>
+          <w:bCs/>
+          <w:kern w:val="0"/>
+          <w:sz w:val="24"/>
+          <w:szCs w:val="24"/>
+          <w14:ligatures w14:val="none"/>
+        </w:rPr>
+        <w:t>mới</w:t>
+      </w:r>
+      <w:proofErr w:type="spellEnd"/>
+      <w:r>
+        <w:rPr>
+          <w:rFonts w:ascii="Arial" w:eastAsia="Times New Roman" w:hAnsi="Arial" w:cs="Arial"/>
+          <w:b/>
+          <w:bCs/>
+          <w:kern w:val="0"/>
+          <w:sz w:val="24"/>
+          <w:szCs w:val="24"/>
+          <w14:ligatures w14:val="none"/>
+        </w:rPr>
+        <w:t>):</w:t>
       </w:r>
     </w:p>
     <w:p>
@@ -1433,6 +3996,7 @@
           <w14:ligatures w14:val="none"/>
         </w:rPr>
       </w:pPr>
+      <w:proofErr w:type="spellStart"/>
       <w:r>
         <w:rPr>
           <w:rFonts w:ascii="Arial" w:eastAsia="Times New Roman" w:hAnsi="Arial" w:cs="Arial"/>
@@ -1443,6 +4007,7 @@
         </w:rPr>
         <w:t>MaKhuVuc</w:t>
       </w:r>
+      <w:proofErr w:type="spellEnd"/>
       <w:r>
         <w:rPr>
           <w:rFonts w:ascii="Arial" w:eastAsia="Times New Roman" w:hAnsi="Arial" w:cs="Arial"/>
@@ -1491,6 +4056,7 @@
           <w14:ligatures w14:val="none"/>
         </w:rPr>
       </w:pPr>
+      <w:proofErr w:type="spellStart"/>
       <w:r>
         <w:rPr>
           <w:rFonts w:ascii="Arial" w:eastAsia="Times New Roman" w:hAnsi="Arial" w:cs="Arial"/>
@@ -1501,6 +4067,7 @@
         </w:rPr>
         <w:t>TenKhuVuc</w:t>
       </w:r>
+      <w:proofErr w:type="spellEnd"/>
     </w:p>
     <w:p>
       <w:pPr>
@@ -1517,17 +4084,31 @@
           <w14:ligatures w14:val="none"/>
         </w:rPr>
       </w:pPr>
-      <w:r>
-        <w:rPr>
-          <w:rFonts w:ascii="Arial" w:eastAsia="Times New Roman" w:hAnsi="Arial" w:cs="Arial"/>
-          <w:b/>
-          <w:bCs/>
-          <w:kern w:val="0"/>
-          <w:sz w:val="24"/>
-          <w:szCs w:val="24"/>
-          <w14:ligatures w14:val="none"/>
-        </w:rPr>
-        <w:t xml:space="preserve">Bảng </w:t>
+      <w:proofErr w:type="spellStart"/>
+      <w:r>
+        <w:rPr>
+          <w:rFonts w:ascii="Arial" w:eastAsia="Times New Roman" w:hAnsi="Arial" w:cs="Arial"/>
+          <w:b/>
+          <w:bCs/>
+          <w:kern w:val="0"/>
+          <w:sz w:val="24"/>
+          <w:szCs w:val="24"/>
+          <w14:ligatures w14:val="none"/>
+        </w:rPr>
+        <w:t>Bảng</w:t>
+      </w:r>
+      <w:proofErr w:type="spellEnd"/>
+      <w:r>
+        <w:rPr>
+          <w:rFonts w:ascii="Arial" w:eastAsia="Times New Roman" w:hAnsi="Arial" w:cs="Arial"/>
+          <w:b/>
+          <w:bCs/>
+          <w:kern w:val="0"/>
+          <w:sz w:val="24"/>
+          <w:szCs w:val="24"/>
+          <w14:ligatures w14:val="none"/>
+        </w:rPr>
+        <w:t xml:space="preserve"> </w:t>
       </w:r>
       <w:r>
         <w:rPr>
@@ -1551,7 +4132,137 @@
           <w:szCs w:val="24"/>
           <w14:ligatures w14:val="none"/>
         </w:rPr>
-        <w:t xml:space="preserve"> (Bảng sau khi chuẩn hóa):</w:t>
+        <w:t xml:space="preserve"> (</w:t>
+      </w:r>
+      <w:proofErr w:type="spellStart"/>
+      <w:r>
+        <w:rPr>
+          <w:rFonts w:ascii="Arial" w:eastAsia="Times New Roman" w:hAnsi="Arial" w:cs="Arial"/>
+          <w:b/>
+          <w:bCs/>
+          <w:kern w:val="0"/>
+          <w:sz w:val="24"/>
+          <w:szCs w:val="24"/>
+          <w14:ligatures w14:val="none"/>
+        </w:rPr>
+        <w:t>Bảng</w:t>
+      </w:r>
+      <w:proofErr w:type="spellEnd"/>
+      <w:r>
+        <w:rPr>
+          <w:rFonts w:ascii="Arial" w:eastAsia="Times New Roman" w:hAnsi="Arial" w:cs="Arial"/>
+          <w:b/>
+          <w:bCs/>
+          <w:kern w:val="0"/>
+          <w:sz w:val="24"/>
+          <w:szCs w:val="24"/>
+          <w14:ligatures w14:val="none"/>
+        </w:rPr>
+        <w:t xml:space="preserve"> </w:t>
+      </w:r>
+      <w:proofErr w:type="spellStart"/>
+      <w:r>
+        <w:rPr>
+          <w:rFonts w:ascii="Arial" w:eastAsia="Times New Roman" w:hAnsi="Arial" w:cs="Arial"/>
+          <w:b/>
+          <w:bCs/>
+          <w:kern w:val="0"/>
+          <w:sz w:val="24"/>
+          <w:szCs w:val="24"/>
+          <w14:ligatures w14:val="none"/>
+        </w:rPr>
+        <w:t>sau</w:t>
+      </w:r>
+      <w:proofErr w:type="spellEnd"/>
+      <w:r>
+        <w:rPr>
+          <w:rFonts w:ascii="Arial" w:eastAsia="Times New Roman" w:hAnsi="Arial" w:cs="Arial"/>
+          <w:b/>
+          <w:bCs/>
+          <w:kern w:val="0"/>
+          <w:sz w:val="24"/>
+          <w:szCs w:val="24"/>
+          <w14:ligatures w14:val="none"/>
+        </w:rPr>
+        <w:t xml:space="preserve"> </w:t>
+      </w:r>
+      <w:proofErr w:type="spellStart"/>
+      <w:r>
+        <w:rPr>
+          <w:rFonts w:ascii="Arial" w:eastAsia="Times New Roman" w:hAnsi="Arial" w:cs="Arial"/>
+          <w:b/>
+          <w:bCs/>
+          <w:kern w:val="0"/>
+          <w:sz w:val="24"/>
+          <w:szCs w:val="24"/>
+          <w14:ligatures w14:val="none"/>
+        </w:rPr>
+        <w:t>khi</w:t>
+      </w:r>
+      <w:proofErr w:type="spellEnd"/>
+      <w:r>
+        <w:rPr>
+          <w:rFonts w:ascii="Arial" w:eastAsia="Times New Roman" w:hAnsi="Arial" w:cs="Arial"/>
+          <w:b/>
+          <w:bCs/>
+          <w:kern w:val="0"/>
+          <w:sz w:val="24"/>
+          <w:szCs w:val="24"/>
+          <w14:ligatures w14:val="none"/>
+        </w:rPr>
+        <w:t xml:space="preserve"> </w:t>
+      </w:r>
+      <w:proofErr w:type="spellStart"/>
+      <w:r>
+        <w:rPr>
+          <w:rFonts w:ascii="Arial" w:eastAsia="Times New Roman" w:hAnsi="Arial" w:cs="Arial"/>
+          <w:b/>
+          <w:bCs/>
+          <w:kern w:val="0"/>
+          <w:sz w:val="24"/>
+          <w:szCs w:val="24"/>
+          <w14:ligatures w14:val="none"/>
+        </w:rPr>
+        <w:t>chuẩn</w:t>
+      </w:r>
+      <w:proofErr w:type="spellEnd"/>
+      <w:r>
+        <w:rPr>
+          <w:rFonts w:ascii="Arial" w:eastAsia="Times New Roman" w:hAnsi="Arial" w:cs="Arial"/>
+          <w:b/>
+          <w:bCs/>
+          <w:kern w:val="0"/>
+          <w:sz w:val="24"/>
+          <w:szCs w:val="24"/>
+          <w14:ligatures w14:val="none"/>
+        </w:rPr>
+        <w:t xml:space="preserve"> </w:t>
+      </w:r>
+      <w:proofErr w:type="spellStart"/>
+      <w:r>
+        <w:rPr>
+          <w:rFonts w:ascii="Arial" w:eastAsia="Times New Roman" w:hAnsi="Arial" w:cs="Arial"/>
+          <w:b/>
+          <w:bCs/>
+          <w:kern w:val="0"/>
+          <w:sz w:val="24"/>
+          <w:szCs w:val="24"/>
+          <w14:ligatures w14:val="none"/>
+        </w:rPr>
+        <w:t>hóa</w:t>
+      </w:r>
+      <w:proofErr w:type="spellEnd"/>
+      <w:r>
+        <w:rPr>
+          <w:rFonts w:ascii="Arial" w:eastAsia="Times New Roman" w:hAnsi="Arial" w:cs="Arial"/>
+          <w:b/>
+          <w:bCs/>
+          <w:kern w:val="0"/>
+          <w:sz w:val="24"/>
+          <w:szCs w:val="24"/>
+          <w14:ligatures w14:val="none"/>
+        </w:rPr>
+        <w:t>):</w:t>
       </w:r>
     </w:p>
     <w:p>
@@ -1569,6 +4280,7 @@
           <w14:ligatures w14:val="none"/>
         </w:rPr>
       </w:pPr>
+      <w:proofErr w:type="spellStart"/>
       <w:r>
         <w:rPr>
           <w:rFonts w:ascii="Arial" w:eastAsia="Times New Roman" w:hAnsi="Arial" w:cs="Arial"/>
@@ -1579,6 +4291,7 @@
         </w:rPr>
         <w:t>MaCH</w:t>
       </w:r>
+      <w:proofErr w:type="spellEnd"/>
       <w:r>
         <w:rPr>
           <w:rFonts w:ascii="Arial" w:eastAsia="Times New Roman" w:hAnsi="Arial" w:cs="Arial"/>
@@ -1627,6 +4340,7 @@
           <w14:ligatures w14:val="none"/>
         </w:rPr>
       </w:pPr>
+      <w:proofErr w:type="spellStart"/>
       <w:r>
         <w:rPr>
           <w:rFonts w:ascii="Arial" w:eastAsia="Times New Roman" w:hAnsi="Arial" w:cs="Arial"/>
@@ -1637,6 +4351,7 @@
         </w:rPr>
         <w:t>DienTich</w:t>
       </w:r>
+      <w:proofErr w:type="spellEnd"/>
     </w:p>
     <w:p>
       <w:pPr>
@@ -1653,6 +4368,7 @@
           <w14:ligatures w14:val="none"/>
         </w:rPr>
       </w:pPr>
+      <w:proofErr w:type="spellStart"/>
       <w:r>
         <w:rPr>
           <w:rFonts w:ascii="Arial" w:eastAsia="Times New Roman" w:hAnsi="Arial" w:cs="Arial"/>
@@ -1663,6 +4379,7 @@
         </w:rPr>
         <w:t>MaKhuVuc</w:t>
       </w:r>
+      <w:proofErr w:type="spellEnd"/>
       <w:r>
         <w:rPr>
           <w:rFonts w:ascii="Arial" w:eastAsia="Times New Roman" w:hAnsi="Arial" w:cs="Arial"/>
@@ -1693,7 +4410,51 @@
           <w:szCs w:val="24"/>
           <w14:ligatures w14:val="none"/>
         </w:rPr>
-        <w:t xml:space="preserve"> - Trỏ về </w:t>
+        <w:t xml:space="preserve"> - </w:t>
+      </w:r>
+      <w:proofErr w:type="spellStart"/>
+      <w:r>
+        <w:rPr>
+          <w:rFonts w:ascii="Arial" w:eastAsia="Times New Roman" w:hAnsi="Arial" w:cs="Arial"/>
+          <w:kern w:val="0"/>
+          <w:sz w:val="24"/>
+          <w:szCs w:val="24"/>
+          <w14:ligatures w14:val="none"/>
+        </w:rPr>
+        <w:t>Trỏ</w:t>
+      </w:r>
+      <w:proofErr w:type="spellEnd"/>
+      <w:r>
+        <w:rPr>
+          <w:rFonts w:ascii="Arial" w:eastAsia="Times New Roman" w:hAnsi="Arial" w:cs="Arial"/>
+          <w:kern w:val="0"/>
+          <w:sz w:val="24"/>
+          <w:szCs w:val="24"/>
+          <w14:ligatures w14:val="none"/>
+        </w:rPr>
+        <w:t xml:space="preserve"> </w:t>
+      </w:r>
+      <w:proofErr w:type="spellStart"/>
+      <w:r>
+        <w:rPr>
+          <w:rFonts w:ascii="Arial" w:eastAsia="Times New Roman" w:hAnsi="Arial" w:cs="Arial"/>
+          <w:kern w:val="0"/>
+          <w:sz w:val="24"/>
+          <w:szCs w:val="24"/>
+          <w14:ligatures w14:val="none"/>
+        </w:rPr>
+        <w:t>về</w:t>
+      </w:r>
+      <w:proofErr w:type="spellEnd"/>
+      <w:r>
+        <w:rPr>
+          <w:rFonts w:ascii="Arial" w:eastAsia="Times New Roman" w:hAnsi="Arial" w:cs="Arial"/>
+          <w:kern w:val="0"/>
+          <w:sz w:val="24"/>
+          <w:szCs w:val="24"/>
+          <w14:ligatures w14:val="none"/>
+        </w:rPr>
+        <w:t xml:space="preserve"> </w:t>
       </w:r>
       <w:r>
         <w:rPr>
